--- a/meta/TFGDAM_Memoria_TrailPack_JulenTabuyoMurillo.docx
+++ b/meta/TFGDAM_Memoria_TrailPack_JulenTabuyoMurillo.docx
@@ -2,7 +2,11 @@
 <file path=word/document.xml><?xml version="1.0" encoding="utf-8"?>
 <w:document xmlns:wpc="http://schemas.microsoft.com/office/word/2010/wordprocessingCanvas" xmlns:cx="http://schemas.microsoft.com/office/drawing/2014/chartex" xmlns:cx1="http://schemas.microsoft.com/office/drawing/2015/9/8/chartex" xmlns:cx2="http://schemas.microsoft.com/office/drawing/2015/10/21/chartex" xmlns:cx3="http://schemas.microsoft.com/office/drawing/2016/5/9/chartex" xmlns:cx4="http://schemas.microsoft.com/office/drawing/2016/5/10/chartex" xmlns:cx5="http://schemas.microsoft.com/office/drawing/2016/5/11/chartex" xmlns:cx6="http://schemas.microsoft.com/office/drawing/2016/5/12/chartex" xmlns:cx7="http://schemas.microsoft.com/office/drawing/2016/5/13/chartex" xmlns:cx8="http://schemas.microsoft.com/office/drawing/2016/5/14/chartex" xmlns:mc="http://schemas.openxmlformats.org/markup-compatibility/2006" xmlns:aink="http://schemas.microsoft.com/office/drawing/2016/ink" xmlns:am3d="http://schemas.microsoft.com/office/drawing/2017/model3d" xmlns:o="urn:schemas-microsoft-com:office:office" xmlns:oel="http://schemas.microsoft.com/office/2019/extlst" xmlns:r="http://schemas.openxmlformats.org/officeDocument/2006/relationships" xmlns:m="http://schemas.openxmlformats.org/officeDocument/2006/math" xmlns:v="urn:schemas-microsoft-com:vml" xmlns:wp14="http://schemas.microsoft.com/office/word/2010/wordprocessingDrawing" xmlns:wp="http://schemas.openxmlformats.org/drawingml/2006/wordprocessingDrawing" xmlns:w10="urn:schemas-microsoft-com:office:word" xmlns:w="http://schemas.openxmlformats.org/wordprocessingml/2006/main" xmlns:w14="http://schemas.microsoft.com/office/word/2010/wordml" xmlns:w15="http://schemas.microsoft.com/office/word/2012/wordml" xmlns:w16cex="http://schemas.microsoft.com/office/word/2018/wordml/cex" xmlns:w16cid="http://schemas.microsoft.com/office/word/2016/wordml/cid" xmlns:w16="http://schemas.microsoft.com/office/word/2018/wordml" xmlns:w16du="http://schemas.microsoft.com/office/word/2023/wordml/word16du" xmlns:w16sdtdh="http://schemas.microsoft.com/office/word/2020/wordml/sdtdatahash" xmlns:w16sdtfl="http://schemas.microsoft.com/office/word/2024/wordml/sdtformatlock" xmlns:w16se="http://schemas.microsoft.com/office/word/2015/wordml/symex" xmlns:wpg="http://schemas.microsoft.com/office/word/2010/wordprocessingGroup" xmlns:wpi="http://schemas.microsoft.com/office/word/2010/wordprocessingInk" xmlns:wne="http://schemas.microsoft.com/office/word/2006/wordml" xmlns:wps="http://schemas.microsoft.com/office/word/2010/wordprocessingShape" mc:Ignorable="w14 w15 w16se w16cid w16 w16cex w16sdtdh w16sdtfl w16du wp14">
   <w:body>
-    <w:p/>
+    <w:p>
+      <w:pPr>
+        <w:ind w:left="720" w:hanging="720"/>
+      </w:pPr>
+    </w:p>
     <w:p>
       <w:pPr>
         <w:spacing w:line="240" w:lineRule="auto"/>
@@ -59,6 +63,7 @@
     <w:p>
       <w:pPr>
         <w:spacing w:line="240" w:lineRule="auto"/>
+        <w:ind w:left="1440" w:hanging="1440"/>
         <w:jc w:val="left"/>
         <w:rPr>
           <w:b/>
@@ -374,21 +379,7 @@
                 <w:rStyle w:val="Hipervnculo"/>
                 <w:noProof/>
               </w:rPr>
-              <w:t>Introdu</w:t>
-            </w:r>
-            <w:r>
-              <w:rPr>
-                <w:rStyle w:val="Hipervnculo"/>
-                <w:noProof/>
-              </w:rPr>
-              <w:t>c</w:t>
-            </w:r>
-            <w:r>
-              <w:rPr>
-                <w:rStyle w:val="Hipervnculo"/>
-                <w:noProof/>
-              </w:rPr>
-              <w:t>ción</w:t>
+              <w:t>Introducción</w:t>
             </w:r>
             <w:r>
               <w:rPr>
@@ -572,42 +563,7 @@
                 <w:rStyle w:val="Hipervnculo"/>
                 <w:noProof/>
               </w:rPr>
-              <w:t>Ab</w:t>
-            </w:r>
-            <w:r>
-              <w:rPr>
-                <w:rStyle w:val="Hipervnculo"/>
-                <w:noProof/>
-              </w:rPr>
-              <w:t>s</w:t>
-            </w:r>
-            <w:r>
-              <w:rPr>
-                <w:rStyle w:val="Hipervnculo"/>
-                <w:noProof/>
-              </w:rPr>
-              <w:t>tr</w:t>
-            </w:r>
-            <w:r>
-              <w:rPr>
-                <w:rStyle w:val="Hipervnculo"/>
-                <w:noProof/>
-              </w:rPr>
-              <w:t>a</w:t>
-            </w:r>
-            <w:r>
-              <w:rPr>
-                <w:rStyle w:val="Hipervnculo"/>
-                <w:noProof/>
-              </w:rPr>
-              <w:t>c</w:t>
-            </w:r>
-            <w:r>
-              <w:rPr>
-                <w:rStyle w:val="Hipervnculo"/>
-                <w:noProof/>
-              </w:rPr>
-              <w:t>t</w:t>
+              <w:t>Abstract</w:t>
             </w:r>
             <w:r>
               <w:rPr>
@@ -699,28 +655,7 @@
                 <w:rStyle w:val="Hipervnculo"/>
                 <w:noProof/>
               </w:rPr>
-              <w:t xml:space="preserve">Objetivos </w:t>
-            </w:r>
-            <w:r>
-              <w:rPr>
-                <w:rStyle w:val="Hipervnculo"/>
-                <w:noProof/>
-              </w:rPr>
-              <w:t>p</w:t>
-            </w:r>
-            <w:r>
-              <w:rPr>
-                <w:rStyle w:val="Hipervnculo"/>
-                <w:noProof/>
-              </w:rPr>
-              <w:t>r</w:t>
-            </w:r>
-            <w:r>
-              <w:rPr>
-                <w:rStyle w:val="Hipervnculo"/>
-                <w:noProof/>
-              </w:rPr>
-              <w:t>opuestos (generales y específicos)</w:t>
+              <w:t>Objetivos propuestos (generales y específicos)</w:t>
             </w:r>
             <w:r>
               <w:rPr>
@@ -1981,6 +1916,7 @@
     </w:sdt>
     <w:p>
       <w:pPr>
+        <w:ind w:left="720" w:hanging="720"/>
         <w:rPr>
           <w:b/>
           <w:i/>
@@ -2404,27 +2340,13 @@
         <w:rPr>
           <w:lang w:val="es-ES"/>
         </w:rPr>
-        <w:t xml:space="preserve"> dando la herramienta </w:t>
-      </w:r>
-      <w:proofErr w:type="gramStart"/>
-      <w:r>
-        <w:rPr>
-          <w:lang w:val="es-ES"/>
-        </w:rPr>
-        <w:t xml:space="preserve">a </w:t>
-      </w:r>
-      <w:r>
-        <w:rPr>
-          <w:lang w:val="es-ES"/>
-        </w:rPr>
-        <w:t xml:space="preserve"> clubes</w:t>
-      </w:r>
-      <w:proofErr w:type="gramEnd"/>
-      <w:r>
-        <w:rPr>
-          <w:lang w:val="es-ES"/>
-        </w:rPr>
-        <w:t xml:space="preserve"> de montaña, guías, empresas de actividades al aire libre </w:t>
+        <w:t xml:space="preserve"> dando la herramienta a </w:t>
+      </w:r>
+      <w:r>
+        <w:rPr>
+          <w:lang w:val="es-ES"/>
+        </w:rPr>
+        <w:t xml:space="preserve"> clubes de montaña, guías, empresas de actividades al aire libre </w:t>
       </w:r>
       <w:r>
         <w:rPr>
@@ -6092,21 +6014,7 @@
         <w:rPr>
           <w:lang w:val="es-ES"/>
         </w:rPr>
-        <w:t xml:space="preserve"> tiene el propósito </w:t>
-      </w:r>
-      <w:proofErr w:type="gramStart"/>
-      <w:r>
-        <w:rPr>
-          <w:lang w:val="es-ES"/>
-        </w:rPr>
-        <w:t>correcto</w:t>
-      </w:r>
-      <w:proofErr w:type="gramEnd"/>
-      <w:r>
-        <w:rPr>
-          <w:lang w:val="es-ES"/>
-        </w:rPr>
-        <w:t xml:space="preserve"> pero te obliga a llevar dos aplicaciones abiertas al mismo tiempo, una para la parte social y otra para la navegación, lo que es incómodo y gasta más batería en sitios donde precisamente la batería importa mucho.</w:t>
+        <w:t xml:space="preserve"> tiene el propósito correcto pero te obliga a llevar dos aplicaciones abiertas al mismo tiempo, una para la parte social y otra para la navegación, lo que es incómodo y gasta más batería en sitios donde precisamente la batería importa mucho.</w:t>
       </w:r>
     </w:p>
     <w:p>
@@ -6305,21 +6213,7 @@
           <w:lang w:val="es-ES"/>
         </w:rPr>
         <w:lastRenderedPageBreak/>
-        <w:t xml:space="preserve">cohesión de grupo que se desarrolla a lo largo de las sesiones, y la expansión de la red social más allá del propio grupo. Dicho de otro modo: la gente no solo mejoraba mientras </w:t>
-      </w:r>
-      <w:proofErr w:type="gramStart"/>
-      <w:r>
-        <w:rPr>
-          <w:lang w:val="es-ES"/>
-        </w:rPr>
-        <w:t>caminaba</w:t>
-      </w:r>
-      <w:proofErr w:type="gramEnd"/>
-      <w:r>
-        <w:rPr>
-          <w:lang w:val="es-ES"/>
-        </w:rPr>
-        <w:t xml:space="preserve"> sino que empezaba a verse fuera de las salidas.</w:t>
+        <w:t>cohesión de grupo que se desarrolla a lo largo de las sesiones, y la expansión de la red social más allá del propio grupo. Dicho de otro modo: la gente no solo mejoraba mientras caminaba sino que empezaba a verse fuera de las salidas.</w:t>
       </w:r>
     </w:p>
     <w:p>
@@ -6391,21 +6285,7 @@
         <w:rPr>
           <w:lang w:val="es-ES"/>
         </w:rPr>
-        <w:t xml:space="preserve"> que más tiene que ver con todo esto es el sistema de niveles de experiencia visible en el perfil de cada usuario. La motivación no es puramente estética ni de gamificación, aunque tenga ese efecto secundario. La literatura técnica sobre deportes de montaña señala que la heterogeneidad del grupo es uno de los factores de riesgo más frecuentes en incidentes en montaña: un participante con un nivel físico o técnico muy inferior al del grupo no solo disfruta </w:t>
-      </w:r>
-      <w:proofErr w:type="gramStart"/>
-      <w:r>
-        <w:rPr>
-          <w:lang w:val="es-ES"/>
-        </w:rPr>
-        <w:t>menos</w:t>
-      </w:r>
-      <w:proofErr w:type="gramEnd"/>
-      <w:r>
-        <w:rPr>
-          <w:lang w:val="es-ES"/>
-        </w:rPr>
-        <w:t xml:space="preserve"> sino que puede generar situaciones de riesgo real para todos, porque la fatiga extrema en terreno abierto tiene consecuencias que en una ciudad no tendría. Una investigación de la Universidad de Almería de 2023 que analizó el efecto de distintas actividades deportivas, incluyendo senderismo, en personas con trastorno mental grave concluyó que la homogeneidad del grupo y la adecuación de la actividad al nivel de los participantes eran factores determinantes tanto para el bienestar emocional como para la adherencia a largo plazo.</w:t>
+        <w:t xml:space="preserve"> que más tiene que ver con todo esto es el sistema de niveles de experiencia visible en el perfil de cada usuario. La motivación no es puramente estética ni de gamificación, aunque tenga ese efecto secundario. La literatura técnica sobre deportes de montaña señala que la heterogeneidad del grupo es uno de los factores de riesgo más frecuentes en incidentes en montaña: un participante con un nivel físico o técnico muy inferior al del grupo no solo disfruta menos sino que puede generar situaciones de riesgo real para todos, porque la fatiga extrema en terreno abierto tiene consecuencias que en una ciudad no tendría. Una investigación de la Universidad de Almería de 2023 que analizó el efecto de distintas actividades deportivas, incluyendo senderismo, en personas con trastorno mental grave concluyó que la homogeneidad del grupo y la adecuación de la actividad al nivel de los participantes eran factores determinantes tanto para el bienestar emocional como para la adherencia a largo plazo.</w:t>
       </w:r>
     </w:p>
     <w:p>
@@ -7019,56 +6899,6 @@
     <w:p>
       <w:pPr>
         <w:rPr>
-          <w:lang w:val="es-ES"/>
-        </w:rPr>
-      </w:pPr>
-      <w:r>
-        <w:rPr>
-          <w:lang w:val="es-ES"/>
-        </w:rPr>
-        <w:t xml:space="preserve">Dentro del propio repositorio se mantuvieron tres archivos </w:t>
-      </w:r>
-      <w:proofErr w:type="spellStart"/>
-      <w:r>
-        <w:rPr>
-          <w:lang w:val="es-ES"/>
-        </w:rPr>
-        <w:t>Markdown</w:t>
-      </w:r>
-      <w:proofErr w:type="spellEnd"/>
-      <w:r>
-        <w:rPr>
-          <w:lang w:val="es-ES"/>
-        </w:rPr>
-        <w:t xml:space="preserve">, TASKS.md, LOG_PROGRESO.md y DECISION_LOG.md, que funcionan como documentación técnica viva a lo largo de todo el desarrollo. Su particularidad es que su actualización seguía un flujo </w:t>
-      </w:r>
-      <w:proofErr w:type="spellStart"/>
-      <w:r>
-        <w:rPr>
-          <w:lang w:val="es-ES"/>
-        </w:rPr>
-        <w:t>semi-automatizado</w:t>
-      </w:r>
-      <w:proofErr w:type="spellEnd"/>
-      <w:r>
-        <w:rPr>
-          <w:lang w:val="es-ES"/>
-        </w:rPr>
-        <w:t>: al cierre de cada sesión de trabajo, Claude generaba las actualizaciones correspondientes en estos archivos basándose en los cambios realizados y los resúmenes de la sesión, siempre bajo revisión explícita del desarrollador antes de ser aplicadas. Este sistema combinaba la precisión de un registro automático con la supervisión humana necesaria para garantizar que los apuntes reflejaban fielmente la realidad del proyecto, reduciendo los errores y despistes propios de la documentación manual al final de una jornada de trabajo intensa.</w:t>
-      </w:r>
-    </w:p>
-    <w:p>
-      <w:pPr>
-        <w:rPr>
-          <w:b/>
-          <w:bCs/>
-          <w:lang w:val="es-ES"/>
-        </w:rPr>
-      </w:pPr>
-    </w:p>
-    <w:p>
-      <w:pPr>
-        <w:rPr>
           <w:b/>
           <w:bCs/>
           <w:lang w:val="es-ES"/>
@@ -7170,42 +7000,105 @@
         <w:rPr>
           <w:lang w:val="es-ES"/>
         </w:rPr>
+        <w:t>El desarrollo fue la parte más larga y también la más impredecible. Lo organicé en fases con hitos concretos, pero dentro de cada fase el orden real dependía de qué bloqueaba qué. Las pruebas no eran una etapa separada: cada funcionalidad se probaba de extremo a extremo antes de darse por cerrada, en emulador y en dispositivo físico. Y la documentación fue continua desde el principio, no un resumen al final.</w:t>
+      </w:r>
+    </w:p>
+    <w:p>
+      <w:pPr>
+        <w:rPr>
+          <w:lang w:val="es-ES"/>
+        </w:rPr>
+      </w:pPr>
+      <w:r>
+        <w:rPr>
+          <w:lang w:val="es-ES"/>
+        </w:rPr>
+        <w:t>Fases del proyecto</w:t>
+      </w:r>
+    </w:p>
+    <w:p>
+      <w:pPr>
+        <w:rPr>
+          <w:lang w:val="es-ES"/>
+        </w:rPr>
+      </w:pPr>
+      <w:r>
+        <w:rPr>
+          <w:b/>
+          <w:bCs/>
+          <w:lang w:val="es-ES"/>
+        </w:rPr>
+        <w:t>La Fase 1</w:t>
+      </w:r>
+      <w:r>
+        <w:rPr>
+          <w:lang w:val="es-ES"/>
+        </w:rPr>
+        <w:t xml:space="preserve"> fue la de autenticación y fue donde más tiempo invertí ajustando detalles que en teoría parecían sencillos. El formulario de registro con validaciones en tiempo real, la verificación de correo electrónico con </w:t>
+      </w:r>
+      <w:proofErr w:type="spellStart"/>
+      <w:r>
+        <w:rPr>
+          <w:lang w:val="es-ES"/>
+        </w:rPr>
+        <w:t>Firebase</w:t>
+      </w:r>
+      <w:proofErr w:type="spellEnd"/>
+      <w:r>
+        <w:rPr>
+          <w:lang w:val="es-ES"/>
+        </w:rPr>
+        <w:t xml:space="preserve"> y la gestión de redirecciones según el estado del usuario (nuevo, verificado, perfil incompleto) resultaron más interdependientes de lo que parecía sobre el papel. Fue también la fase donde aprendí a trabajar con </w:t>
+      </w:r>
+      <w:proofErr w:type="spellStart"/>
+      <w:r>
+        <w:rPr>
+          <w:lang w:val="es-ES"/>
+        </w:rPr>
+        <w:t>Firebase</w:t>
+      </w:r>
+      <w:proofErr w:type="spellEnd"/>
+      <w:r>
+        <w:rPr>
+          <w:lang w:val="es-ES"/>
+        </w:rPr>
+        <w:t xml:space="preserve"> Auth de verdad, no con tutoriales.</w:t>
+      </w:r>
+    </w:p>
+    <w:p>
+      <w:pPr>
+        <w:rPr>
+          <w:lang w:val="es-ES"/>
+        </w:rPr>
+      </w:pPr>
+      <w:r>
+        <w:rPr>
+          <w:b/>
+          <w:bCs/>
+          <w:lang w:val="es-ES"/>
+        </w:rPr>
         <w:lastRenderedPageBreak/>
-        <w:t>El desarrollo fue la parte más larga y también la más impredecible. Lo organicé en fases con hitos concretos, pero dentro de cada fase el orden real dependía de qué bloqueaba qué. Las pruebas no eran una etapa separada: cada funcionalidad se probaba de extremo a extremo antes de darse por cerrada, en emulador y en dispositivo físico. Y la documentación fue continua desde el principio, no un resumen al final.</w:t>
-      </w:r>
-    </w:p>
-    <w:p>
-      <w:pPr>
-        <w:rPr>
-          <w:lang w:val="es-ES"/>
-        </w:rPr>
-      </w:pPr>
-      <w:r>
-        <w:rPr>
-          <w:lang w:val="es-ES"/>
-        </w:rPr>
-        <w:t>Fases del proyecto</w:t>
-      </w:r>
-    </w:p>
-    <w:p>
-      <w:pPr>
-        <w:rPr>
-          <w:lang w:val="es-ES"/>
-        </w:rPr>
-      </w:pPr>
-      <w:r>
-        <w:rPr>
-          <w:b/>
-          <w:bCs/>
-          <w:lang w:val="es-ES"/>
-        </w:rPr>
-        <w:t>La Fase 1</w:t>
-      </w:r>
-      <w:r>
-        <w:rPr>
-          <w:lang w:val="es-ES"/>
-        </w:rPr>
-        <w:t xml:space="preserve"> fue la de autenticación y fue donde más tiempo invertí ajustando detalles que en teoría parecían sencillos. El formulario de registro con validaciones en tiempo real, la verificación de correo electrónico con </w:t>
+        <w:t>La Fase 2</w:t>
+      </w:r>
+      <w:r>
+        <w:rPr>
+          <w:lang w:val="es-ES"/>
+        </w:rPr>
+        <w:t xml:space="preserve"> extendió la gestión de usuario con el formulario de completar perfil, la edición de datos personales, el cambio de contraseña y la eliminación de cuenta. El borrado de cuenta fue lo más complicado porque implica </w:t>
+      </w:r>
+      <w:proofErr w:type="spellStart"/>
+      <w:r>
+        <w:rPr>
+          <w:lang w:val="es-ES"/>
+        </w:rPr>
+        <w:t>re-autenticar</w:t>
+      </w:r>
+      <w:proofErr w:type="spellEnd"/>
+      <w:r>
+        <w:rPr>
+          <w:lang w:val="es-ES"/>
+        </w:rPr>
+        <w:t xml:space="preserve"> al usuario justo antes de ejecutarlo, un requisito de </w:t>
       </w:r>
       <w:proofErr w:type="spellStart"/>
       <w:r>
@@ -7219,69 +7112,6 @@
         <w:rPr>
           <w:lang w:val="es-ES"/>
         </w:rPr>
-        <w:t xml:space="preserve"> y la gestión de redirecciones según el estado del usuario (nuevo, verificado, perfil incompleto) resultaron más interdependientes de lo que parecía sobre el papel. Fue también la fase donde aprendí a trabajar con </w:t>
-      </w:r>
-      <w:proofErr w:type="spellStart"/>
-      <w:r>
-        <w:rPr>
-          <w:lang w:val="es-ES"/>
-        </w:rPr>
-        <w:t>Firebase</w:t>
-      </w:r>
-      <w:proofErr w:type="spellEnd"/>
-      <w:r>
-        <w:rPr>
-          <w:lang w:val="es-ES"/>
-        </w:rPr>
-        <w:t xml:space="preserve"> Auth de verdad, no con tutoriales.</w:t>
-      </w:r>
-    </w:p>
-    <w:p>
-      <w:pPr>
-        <w:rPr>
-          <w:lang w:val="es-ES"/>
-        </w:rPr>
-      </w:pPr>
-      <w:r>
-        <w:rPr>
-          <w:b/>
-          <w:bCs/>
-          <w:lang w:val="es-ES"/>
-        </w:rPr>
-        <w:t>La Fase 2</w:t>
-      </w:r>
-      <w:r>
-        <w:rPr>
-          <w:lang w:val="es-ES"/>
-        </w:rPr>
-        <w:t xml:space="preserve"> extendió la gestión de usuario con el formulario de completar perfil, la edición de datos personales, el cambio de contraseña y la eliminación de cuenta. El borrado de cuenta fue lo más complicado porque implica </w:t>
-      </w:r>
-      <w:proofErr w:type="spellStart"/>
-      <w:r>
-        <w:rPr>
-          <w:lang w:val="es-ES"/>
-        </w:rPr>
-        <w:t>re-autenticar</w:t>
-      </w:r>
-      <w:proofErr w:type="spellEnd"/>
-      <w:r>
-        <w:rPr>
-          <w:lang w:val="es-ES"/>
-        </w:rPr>
-        <w:t xml:space="preserve"> al usuario justo antes de ejecutarlo, un requisito de </w:t>
-      </w:r>
-      <w:proofErr w:type="spellStart"/>
-      <w:r>
-        <w:rPr>
-          <w:lang w:val="es-ES"/>
-        </w:rPr>
-        <w:t>Firebase</w:t>
-      </w:r>
-      <w:proofErr w:type="spellEnd"/>
-      <w:r>
-        <w:rPr>
-          <w:lang w:val="es-ES"/>
-        </w:rPr>
         <w:t xml:space="preserve"> que no había anticipado.</w:t>
       </w:r>
     </w:p>
@@ -7303,21 +7133,7 @@
         <w:rPr>
           <w:lang w:val="es-ES"/>
         </w:rPr>
-        <w:t xml:space="preserve"> fue estructural y en cierto modo la más </w:t>
-      </w:r>
-      <w:proofErr w:type="gramStart"/>
-      <w:r>
-        <w:rPr>
-          <w:lang w:val="es-ES"/>
-        </w:rPr>
-        <w:t>importante</w:t>
-      </w:r>
-      <w:proofErr w:type="gramEnd"/>
-      <w:r>
-        <w:rPr>
-          <w:lang w:val="es-ES"/>
-        </w:rPr>
-        <w:t xml:space="preserve"> aunque sea la que menos se ve: el </w:t>
+        <w:t xml:space="preserve"> fue estructural y en cierto modo la más importante aunque sea la que menos se ve: el </w:t>
       </w:r>
       <w:proofErr w:type="spellStart"/>
       <w:r>
@@ -7541,14 +7357,7 @@
         <w:rPr>
           <w:lang w:val="es-ES"/>
         </w:rPr>
-        <w:t xml:space="preserve"> construyó el perfil social personal con las pestañas de actividades creadas, participadas y favoritas, las rutas guardadas, el historial de participación y los componentes </w:t>
-      </w:r>
-      <w:r>
-        <w:rPr>
-          <w:lang w:val="es-ES"/>
-        </w:rPr>
-        <w:lastRenderedPageBreak/>
-        <w:t xml:space="preserve">de nivel y foto de perfil. Fue también la fase donde tomé la decisión de separar el estado global del usuario (en </w:t>
+        <w:t xml:space="preserve"> construyó el perfil social personal con las pestañas de actividades creadas, participadas y favoritas, las rutas guardadas, el historial de participación y los componentes de nivel y foto de perfil. Fue también la fase donde tomé la decisión de separar el estado global del usuario (en </w:t>
       </w:r>
       <w:proofErr w:type="spellStart"/>
       <w:r>
@@ -7677,11 +7486,7 @@
         <w:t xml:space="preserve"> añadió la capa social entre usuarios: acceso a perfiles públicos, sistema de seguimiento con contadores reactivos, listas de seguidores y seguidos, y avatares de participantes navegables en el detalle de cada actividad.</w:t>
       </w:r>
     </w:p>
-    <w:p>
-      <w:r>
-        <w:br w:type="page"/>
-      </w:r>
-    </w:p>
+    <w:p/>
     <w:p>
       <w:pPr>
         <w:pStyle w:val="Ttulo1"/>
@@ -7692,119 +7497,539 @@
       </w:pPr>
       <w:bookmarkStart w:id="7" w:name="_Toc159224219"/>
       <w:r>
+        <w:t>Tecnologías y herramientas utilizadas en el proyecto</w:t>
+      </w:r>
+      <w:bookmarkEnd w:id="7"/>
+    </w:p>
+    <w:p>
+      <w:r>
+        <w:t>(2-3 páginas)</w:t>
+      </w:r>
+    </w:p>
+    <w:p>
+      <w:pPr>
+        <w:rPr>
+          <w:b/>
+          <w:bCs/>
+          <w:lang w:val="es-ES"/>
+        </w:rPr>
+      </w:pPr>
+    </w:p>
+    <w:p>
+      <w:pPr>
+        <w:rPr>
+          <w:b/>
+          <w:bCs/>
+          <w:lang w:val="es-ES"/>
+        </w:rPr>
+      </w:pPr>
+      <w:r>
+        <w:rPr>
+          <w:b/>
+          <w:bCs/>
+          <w:lang w:val="es-ES"/>
+        </w:rPr>
+        <w:t xml:space="preserve">Lenguaje de programación: </w:t>
+      </w:r>
+      <w:proofErr w:type="spellStart"/>
+      <w:r>
+        <w:rPr>
+          <w:b/>
+          <w:bCs/>
+          <w:lang w:val="es-ES"/>
+        </w:rPr>
+        <w:t>Kotlin</w:t>
+      </w:r>
+      <w:proofErr w:type="spellEnd"/>
+    </w:p>
+    <w:p>
+      <w:pPr>
+        <w:rPr>
+          <w:lang w:val="es-ES"/>
+        </w:rPr>
+      </w:pPr>
+      <w:r>
+        <w:rPr>
+          <w:lang w:val="es-ES"/>
+        </w:rPr>
+        <w:t xml:space="preserve">Cuando empecé a estudiar Android, Java era todavía una opción válida y había bastante material de tutoriales que lo usaba. Bastó poco tiempo para entender por qué Google lleva años empujando </w:t>
+      </w:r>
+      <w:proofErr w:type="spellStart"/>
+      <w:r>
+        <w:rPr>
+          <w:lang w:val="es-ES"/>
+        </w:rPr>
+        <w:t>Kotlin</w:t>
+      </w:r>
+      <w:proofErr w:type="spellEnd"/>
+      <w:r>
+        <w:rPr>
+          <w:lang w:val="es-ES"/>
+        </w:rPr>
+        <w:t xml:space="preserve"> como alternativa: el mismo código que en Java requiere muchas líneas en </w:t>
+      </w:r>
+      <w:proofErr w:type="spellStart"/>
+      <w:r>
+        <w:rPr>
+          <w:lang w:val="es-ES"/>
+        </w:rPr>
+        <w:t>Kotlin</w:t>
+      </w:r>
+      <w:proofErr w:type="spellEnd"/>
+      <w:r>
+        <w:rPr>
+          <w:lang w:val="es-ES"/>
+        </w:rPr>
+        <w:t xml:space="preserve"> se escribe en muchas menos, y el sistema de tipos que tiene incorporado elimina de raíz una categoría entera de bugs que en Java son demasiado frecuentes, los </w:t>
+      </w:r>
+      <w:proofErr w:type="spellStart"/>
+      <w:r>
+        <w:rPr>
+          <w:lang w:val="es-ES"/>
+        </w:rPr>
+        <w:t>nulls</w:t>
+      </w:r>
+      <w:proofErr w:type="spellEnd"/>
+      <w:r>
+        <w:rPr>
+          <w:lang w:val="es-ES"/>
+        </w:rPr>
+        <w:t xml:space="preserve">. La compatibilidad total con el ecosistema Java existente fue también un factor práctico: no hay que renunciar a ninguna librería por usar </w:t>
+      </w:r>
+      <w:proofErr w:type="spellStart"/>
+      <w:r>
+        <w:rPr>
+          <w:lang w:val="es-ES"/>
+        </w:rPr>
+        <w:t>Kotlin</w:t>
+      </w:r>
+      <w:proofErr w:type="spellEnd"/>
+      <w:r>
+        <w:rPr>
+          <w:lang w:val="es-ES"/>
+        </w:rPr>
+        <w:t xml:space="preserve">. En </w:t>
+      </w:r>
+      <w:proofErr w:type="spellStart"/>
+      <w:r>
+        <w:rPr>
+          <w:lang w:val="es-ES"/>
+        </w:rPr>
+        <w:t>TrailPack</w:t>
+      </w:r>
+      <w:proofErr w:type="spellEnd"/>
+      <w:r>
+        <w:rPr>
+          <w:lang w:val="es-ES"/>
+        </w:rPr>
+        <w:t xml:space="preserve"> se usa en toda la aplicación, desde los modelos de datos y la lógica de negocio hasta las pantallas y los scripts de ingesta de datos, lo que le da coherencia a todo el proyecto.</w:t>
+      </w:r>
+    </w:p>
+    <w:p>
+      <w:pPr>
+        <w:rPr>
+          <w:lang w:val="es-ES"/>
+        </w:rPr>
+      </w:pPr>
+    </w:p>
+    <w:p>
+      <w:pPr>
+        <w:rPr>
+          <w:b/>
+          <w:bCs/>
+          <w:lang w:val="es-ES"/>
+        </w:rPr>
+      </w:pPr>
+      <w:r>
+        <w:rPr>
+          <w:b/>
+          <w:bCs/>
+          <w:lang w:val="es-ES"/>
+        </w:rPr>
+        <w:t xml:space="preserve">Interfaz de usuario: </w:t>
+      </w:r>
+      <w:proofErr w:type="spellStart"/>
+      <w:r>
+        <w:rPr>
+          <w:b/>
+          <w:bCs/>
+          <w:lang w:val="es-ES"/>
+        </w:rPr>
+        <w:t>Jetpack</w:t>
+      </w:r>
+      <w:proofErr w:type="spellEnd"/>
+      <w:r>
+        <w:rPr>
+          <w:b/>
+          <w:bCs/>
+          <w:lang w:val="es-ES"/>
+        </w:rPr>
+        <w:t xml:space="preserve"> </w:t>
+      </w:r>
+      <w:proofErr w:type="spellStart"/>
+      <w:r>
+        <w:rPr>
+          <w:b/>
+          <w:bCs/>
+          <w:lang w:val="es-ES"/>
+        </w:rPr>
+        <w:t>Compose</w:t>
+      </w:r>
+      <w:proofErr w:type="spellEnd"/>
+      <w:r>
+        <w:rPr>
+          <w:b/>
+          <w:bCs/>
+          <w:lang w:val="es-ES"/>
+        </w:rPr>
+        <w:t xml:space="preserve"> y Material </w:t>
+      </w:r>
+      <w:proofErr w:type="spellStart"/>
+      <w:r>
+        <w:rPr>
+          <w:b/>
+          <w:bCs/>
+          <w:lang w:val="es-ES"/>
+        </w:rPr>
+        <w:t>Design</w:t>
+      </w:r>
+      <w:proofErr w:type="spellEnd"/>
+      <w:r>
+        <w:rPr>
+          <w:b/>
+          <w:bCs/>
+          <w:lang w:val="es-ES"/>
+        </w:rPr>
+        <w:t xml:space="preserve"> 3</w:t>
+      </w:r>
+    </w:p>
+    <w:p>
+      <w:pPr>
+        <w:rPr>
+          <w:lang w:val="es-ES"/>
+        </w:rPr>
+      </w:pPr>
+      <w:proofErr w:type="spellStart"/>
+      <w:r>
+        <w:rPr>
+          <w:lang w:val="es-ES"/>
+        </w:rPr>
+        <w:t>Jetpack</w:t>
+      </w:r>
+      <w:proofErr w:type="spellEnd"/>
+      <w:r>
+        <w:rPr>
+          <w:lang w:val="es-ES"/>
+        </w:rPr>
+        <w:t xml:space="preserve"> </w:t>
+      </w:r>
+      <w:proofErr w:type="spellStart"/>
+      <w:r>
+        <w:rPr>
+          <w:lang w:val="es-ES"/>
+        </w:rPr>
+        <w:t>Compose</w:t>
+      </w:r>
+      <w:proofErr w:type="spellEnd"/>
+      <w:r>
+        <w:rPr>
+          <w:lang w:val="es-ES"/>
+        </w:rPr>
+        <w:t xml:space="preserve"> supone un cambio de mentalidad respecto al modelo anterior de Android. El enfoque tradicional separaba el diseño (archivos XML) del comportamiento (código </w:t>
+      </w:r>
+      <w:proofErr w:type="spellStart"/>
+      <w:r>
+        <w:rPr>
+          <w:lang w:val="es-ES"/>
+        </w:rPr>
+        <w:t>Kotlin</w:t>
+      </w:r>
+      <w:proofErr w:type="spellEnd"/>
+      <w:r>
+        <w:rPr>
+          <w:lang w:val="es-ES"/>
+        </w:rPr>
+        <w:t xml:space="preserve">), y conectar los dos requería bastante código de pegamento que era fácil que se desincronizara. Con </w:t>
+      </w:r>
+      <w:proofErr w:type="spellStart"/>
+      <w:r>
+        <w:rPr>
+          <w:lang w:val="es-ES"/>
+        </w:rPr>
+        <w:t>Compose</w:t>
+      </w:r>
+      <w:proofErr w:type="spellEnd"/>
+      <w:r>
+        <w:rPr>
+          <w:lang w:val="es-ES"/>
+        </w:rPr>
+        <w:t xml:space="preserve"> la interfaz se define directamente en </w:t>
+      </w:r>
+      <w:proofErr w:type="spellStart"/>
+      <w:r>
+        <w:rPr>
+          <w:lang w:val="es-ES"/>
+        </w:rPr>
+        <w:t>Kotlin</w:t>
+      </w:r>
+      <w:proofErr w:type="spellEnd"/>
+      <w:r>
+        <w:rPr>
+          <w:lang w:val="es-ES"/>
+        </w:rPr>
+        <w:t xml:space="preserve"> mediante funciones, y cuando cambia un dato la pantalla se actualiza sola porque el sistema sabe exactamente qué partes dependen de qué datos. Para una app donde el estado cambia constantemente, como el recuento de participantes de una actividad o la lista de seguidores de un perfil, eso hace una diferencia</w:t>
+      </w:r>
+      <w:r>
+        <w:rPr>
+          <w:b/>
+          <w:bCs/>
+          <w:lang w:val="es-ES"/>
+        </w:rPr>
+        <w:t xml:space="preserve"> </w:t>
+      </w:r>
+      <w:r>
+        <w:rPr>
+          <w:lang w:val="es-ES"/>
+        </w:rPr>
+        <w:t>real en la cantidad de código y en la facilidad de depurar errores.</w:t>
+      </w:r>
+    </w:p>
+    <w:p>
+      <w:pPr>
+        <w:rPr>
+          <w:lang w:val="es-ES"/>
+        </w:rPr>
+      </w:pPr>
+      <w:r>
+        <w:rPr>
+          <w:lang w:val="es-ES"/>
+        </w:rPr>
+        <w:t xml:space="preserve">Al principio </w:t>
+      </w:r>
+      <w:proofErr w:type="spellStart"/>
+      <w:r>
+        <w:rPr>
+          <w:lang w:val="es-ES"/>
+        </w:rPr>
+        <w:t>Compose</w:t>
+      </w:r>
+      <w:proofErr w:type="spellEnd"/>
+      <w:r>
+        <w:rPr>
+          <w:lang w:val="es-ES"/>
+        </w:rPr>
+        <w:t xml:space="preserve"> tiene una curva de aprendizaje porque pensar en estado reactivo no es intuitivo si vienes del modelo imperativo de XML. Los primeros </w:t>
+      </w:r>
+      <w:proofErr w:type="spellStart"/>
+      <w:r>
+        <w:rPr>
+          <w:lang w:val="es-ES"/>
+        </w:rPr>
+        <w:t>composables</w:t>
+      </w:r>
+      <w:proofErr w:type="spellEnd"/>
+      <w:r>
+        <w:rPr>
+          <w:lang w:val="es-ES"/>
+        </w:rPr>
+        <w:t xml:space="preserve"> que escribí tenían el estado en el sitio equivocado y recomponían más de lo necesario. Con</w:t>
+      </w:r>
+      <w:r>
+        <w:rPr>
+          <w:b/>
+          <w:bCs/>
+          <w:lang w:val="es-ES"/>
+        </w:rPr>
+        <w:t xml:space="preserve"> </w:t>
+      </w:r>
+      <w:r>
+        <w:rPr>
+          <w:lang w:val="es-ES"/>
+        </w:rPr>
+        <w:t>la práctica eso se va corrigiendo, y el código resultante es mucho más fácil de leer y de mantener que el equivalente en XML.</w:t>
+      </w:r>
+    </w:p>
+    <w:p>
+      <w:pPr>
+        <w:rPr>
+          <w:lang w:val="es-ES"/>
+        </w:rPr>
+      </w:pPr>
+      <w:r>
+        <w:rPr>
+          <w:lang w:val="es-ES"/>
+        </w:rPr>
+        <w:t xml:space="preserve">Material </w:t>
+      </w:r>
+      <w:proofErr w:type="spellStart"/>
+      <w:r>
+        <w:rPr>
+          <w:lang w:val="es-ES"/>
+        </w:rPr>
+        <w:t>Design</w:t>
+      </w:r>
+      <w:proofErr w:type="spellEnd"/>
+      <w:r>
+        <w:rPr>
+          <w:lang w:val="es-ES"/>
+        </w:rPr>
+        <w:t xml:space="preserve"> 3 es el sistema de diseño de Google que viene integrado con </w:t>
+      </w:r>
+      <w:proofErr w:type="spellStart"/>
+      <w:r>
+        <w:rPr>
+          <w:lang w:val="es-ES"/>
+        </w:rPr>
+        <w:t>Compose</w:t>
+      </w:r>
+      <w:proofErr w:type="spellEnd"/>
+      <w:r>
+        <w:rPr>
+          <w:lang w:val="es-ES"/>
+        </w:rPr>
+        <w:t xml:space="preserve">. Proporciona todos los componentes visuales de la app (botones, tarjetas, campos de texto, </w:t>
+      </w:r>
+      <w:r>
+        <w:rPr>
+          <w:lang w:val="es-ES"/>
+        </w:rPr>
         <w:lastRenderedPageBreak/>
-        <w:t>Tecnologías y herramientas utilizadas en el proyecto</w:t>
-      </w:r>
-      <w:bookmarkEnd w:id="7"/>
-    </w:p>
-    <w:p>
-      <w:r>
-        <w:t>(2-3 páginas)</w:t>
-      </w:r>
-    </w:p>
-    <w:p>
-      <w:pPr>
-        <w:rPr>
-          <w:b/>
-          <w:bCs/>
-          <w:lang w:val="es-ES"/>
-        </w:rPr>
-      </w:pPr>
-    </w:p>
-    <w:p>
-      <w:pPr>
-        <w:rPr>
-          <w:b/>
-          <w:bCs/>
-          <w:lang w:val="es-ES"/>
-        </w:rPr>
-      </w:pPr>
-      <w:r>
-        <w:rPr>
-          <w:b/>
-          <w:bCs/>
-          <w:lang w:val="es-ES"/>
-        </w:rPr>
-        <w:t xml:space="preserve">Lenguaje de programación: </w:t>
-      </w:r>
-      <w:proofErr w:type="spellStart"/>
-      <w:r>
-        <w:rPr>
-          <w:b/>
-          <w:bCs/>
-          <w:lang w:val="es-ES"/>
-        </w:rPr>
-        <w:t>Kotlin</w:t>
-      </w:r>
-      <w:proofErr w:type="spellEnd"/>
-    </w:p>
-    <w:p>
-      <w:pPr>
-        <w:rPr>
-          <w:lang w:val="es-ES"/>
-        </w:rPr>
-      </w:pPr>
-      <w:r>
-        <w:rPr>
-          <w:lang w:val="es-ES"/>
-        </w:rPr>
-        <w:t xml:space="preserve">Cuando empecé a estudiar Android, Java era todavía una opción válida y había bastante material de tutoriales que lo usaba. Bastó poco tiempo para entender por qué Google lleva años empujando </w:t>
-      </w:r>
-      <w:proofErr w:type="spellStart"/>
-      <w:r>
-        <w:rPr>
-          <w:lang w:val="es-ES"/>
-        </w:rPr>
-        <w:t>Kotlin</w:t>
-      </w:r>
-      <w:proofErr w:type="spellEnd"/>
-      <w:r>
-        <w:rPr>
-          <w:lang w:val="es-ES"/>
-        </w:rPr>
-        <w:t xml:space="preserve"> como alternativa: el mismo código que en Java requiere muchas líneas en </w:t>
-      </w:r>
-      <w:proofErr w:type="spellStart"/>
-      <w:r>
-        <w:rPr>
-          <w:lang w:val="es-ES"/>
-        </w:rPr>
-        <w:t>Kotlin</w:t>
-      </w:r>
-      <w:proofErr w:type="spellEnd"/>
-      <w:r>
-        <w:rPr>
-          <w:lang w:val="es-ES"/>
-        </w:rPr>
-        <w:t xml:space="preserve"> se escribe en muchas menos, y el sistema de tipos que tiene incorporado elimina de raíz una categoría entera de bugs que en Java son demasiado frecuentes, los </w:t>
-      </w:r>
-      <w:proofErr w:type="spellStart"/>
-      <w:r>
-        <w:rPr>
-          <w:lang w:val="es-ES"/>
-        </w:rPr>
-        <w:t>nulls</w:t>
-      </w:r>
-      <w:proofErr w:type="spellEnd"/>
-      <w:r>
-        <w:rPr>
-          <w:lang w:val="es-ES"/>
-        </w:rPr>
-        <w:t xml:space="preserve">. La compatibilidad total con el ecosistema Java existente fue también un factor práctico: no hay que renunciar a ninguna librería por usar </w:t>
-      </w:r>
-      <w:proofErr w:type="spellStart"/>
-      <w:r>
-        <w:rPr>
-          <w:lang w:val="es-ES"/>
-        </w:rPr>
-        <w:t>Kotlin</w:t>
-      </w:r>
-      <w:proofErr w:type="spellEnd"/>
-      <w:r>
-        <w:rPr>
-          <w:lang w:val="es-ES"/>
-        </w:rPr>
-        <w:t xml:space="preserve">. En </w:t>
+        <w:t xml:space="preserve">diálogos, barras de navegación) con un estilo coherente que sigue las guías actuales de Android. Lo más útil del sistema es el esquema de colores semántico: en lugar de </w:t>
+      </w:r>
+      <w:proofErr w:type="spellStart"/>
+      <w:r>
+        <w:rPr>
+          <w:lang w:val="es-ES"/>
+        </w:rPr>
+        <w:t>hardcodear</w:t>
+      </w:r>
+      <w:proofErr w:type="spellEnd"/>
+      <w:r>
+        <w:rPr>
+          <w:lang w:val="es-ES"/>
+        </w:rPr>
+        <w:t xml:space="preserve"> colores concretos en cada componente, se usan roles (</w:t>
+      </w:r>
+      <w:proofErr w:type="spellStart"/>
+      <w:r>
+        <w:rPr>
+          <w:lang w:val="es-ES"/>
+        </w:rPr>
+        <w:t>primary</w:t>
+      </w:r>
+      <w:proofErr w:type="spellEnd"/>
+      <w:r>
+        <w:rPr>
+          <w:lang w:val="es-ES"/>
+        </w:rPr>
+        <w:t xml:space="preserve">, </w:t>
+      </w:r>
+      <w:proofErr w:type="spellStart"/>
+      <w:r>
+        <w:rPr>
+          <w:lang w:val="es-ES"/>
+        </w:rPr>
+        <w:t>surface</w:t>
+      </w:r>
+      <w:proofErr w:type="spellEnd"/>
+      <w:r>
+        <w:rPr>
+          <w:lang w:val="es-ES"/>
+        </w:rPr>
+        <w:t xml:space="preserve">, </w:t>
+      </w:r>
+      <w:proofErr w:type="spellStart"/>
+      <w:r>
+        <w:rPr>
+          <w:lang w:val="es-ES"/>
+        </w:rPr>
+        <w:t>onPrimary</w:t>
+      </w:r>
+      <w:proofErr w:type="spellEnd"/>
+      <w:r>
+        <w:rPr>
+          <w:lang w:val="es-ES"/>
+        </w:rPr>
+        <w:t>…) definidos una sola vez en el tema, lo que hace trivial mantener la coherencia visual en toda la app.</w:t>
+      </w:r>
+    </w:p>
+    <w:p>
+      <w:pPr>
+        <w:rPr>
+          <w:lang w:val="es-ES"/>
+        </w:rPr>
+      </w:pPr>
+    </w:p>
+    <w:p>
+      <w:pPr>
+        <w:rPr>
+          <w:b/>
+          <w:bCs/>
+          <w:lang w:val="es-ES"/>
+        </w:rPr>
+      </w:pPr>
+      <w:proofErr w:type="spellStart"/>
+      <w:r>
+        <w:rPr>
+          <w:b/>
+          <w:bCs/>
+          <w:lang w:val="es-ES"/>
+        </w:rPr>
+        <w:t>Backend</w:t>
+      </w:r>
+      <w:proofErr w:type="spellEnd"/>
+      <w:r>
+        <w:rPr>
+          <w:b/>
+          <w:bCs/>
+          <w:lang w:val="es-ES"/>
+        </w:rPr>
+        <w:t xml:space="preserve">: </w:t>
+      </w:r>
+      <w:proofErr w:type="spellStart"/>
+      <w:r>
+        <w:rPr>
+          <w:b/>
+          <w:bCs/>
+          <w:lang w:val="es-ES"/>
+        </w:rPr>
+        <w:t>Firebase</w:t>
+      </w:r>
+      <w:proofErr w:type="spellEnd"/>
+    </w:p>
+    <w:p>
+      <w:pPr>
+        <w:rPr>
+          <w:lang w:val="es-ES"/>
+        </w:rPr>
+      </w:pPr>
+      <w:proofErr w:type="spellStart"/>
+      <w:r>
+        <w:rPr>
+          <w:lang w:val="es-ES"/>
+        </w:rPr>
+        <w:t>Firebase</w:t>
+      </w:r>
+      <w:proofErr w:type="spellEnd"/>
+      <w:r>
+        <w:rPr>
+          <w:lang w:val="es-ES"/>
+        </w:rPr>
+        <w:t xml:space="preserve"> es la infraestructura de </w:t>
+      </w:r>
+      <w:proofErr w:type="spellStart"/>
+      <w:r>
+        <w:rPr>
+          <w:lang w:val="es-ES"/>
+        </w:rPr>
+        <w:t>backend</w:t>
+      </w:r>
+      <w:proofErr w:type="spellEnd"/>
+      <w:r>
+        <w:rPr>
+          <w:lang w:val="es-ES"/>
+        </w:rPr>
+        <w:t xml:space="preserve"> de </w:t>
       </w:r>
       <w:proofErr w:type="spellStart"/>
       <w:r>
@@ -7818,40 +8043,176 @@
         <w:rPr>
           <w:lang w:val="es-ES"/>
         </w:rPr>
-        <w:t xml:space="preserve"> se usa en toda la aplicación, desde los modelos de datos y la lógica de negocio hasta las pantallas y los scripts de ingesta de datos, lo que le da coherencia a todo el proyecto.</w:t>
-      </w:r>
-    </w:p>
-    <w:p>
-      <w:pPr>
-        <w:rPr>
-          <w:lang w:val="es-ES"/>
-        </w:rPr>
-      </w:pPr>
-    </w:p>
-    <w:p>
-      <w:pPr>
-        <w:rPr>
-          <w:b/>
-          <w:bCs/>
-          <w:lang w:val="es-ES"/>
-        </w:rPr>
-      </w:pPr>
-      <w:r>
-        <w:rPr>
-          <w:b/>
-          <w:bCs/>
-          <w:lang w:val="es-ES"/>
-        </w:rPr>
-        <w:t xml:space="preserve">Interfaz de usuario: </w:t>
-      </w:r>
-      <w:proofErr w:type="spellStart"/>
-      <w:r>
-        <w:rPr>
-          <w:b/>
-          <w:bCs/>
-          <w:lang w:val="es-ES"/>
-        </w:rPr>
-        <w:t>Jetpack</w:t>
+        <w:t xml:space="preserve"> y cubre tres necesidades distintas con tres servicios que se integran bien entre sí.</w:t>
+      </w:r>
+    </w:p>
+    <w:p>
+      <w:pPr>
+        <w:rPr>
+          <w:lang w:val="es-ES"/>
+        </w:rPr>
+      </w:pPr>
+      <w:proofErr w:type="spellStart"/>
+      <w:r>
+        <w:rPr>
+          <w:lang w:val="es-ES"/>
+        </w:rPr>
+        <w:t>Authentication</w:t>
+      </w:r>
+      <w:proofErr w:type="spellEnd"/>
+      <w:r>
+        <w:rPr>
+          <w:lang w:val="es-ES"/>
+        </w:rPr>
+        <w:t xml:space="preserve"> gestiona el registro, el inicio de sesión y la verificación de correo electrónico. Delegar esto en </w:t>
+      </w:r>
+      <w:proofErr w:type="spellStart"/>
+      <w:r>
+        <w:rPr>
+          <w:lang w:val="es-ES"/>
+        </w:rPr>
+        <w:t>Firebase</w:t>
+      </w:r>
+      <w:proofErr w:type="spellEnd"/>
+      <w:r>
+        <w:rPr>
+          <w:lang w:val="es-ES"/>
+        </w:rPr>
+        <w:t xml:space="preserve"> fue una decisión práctica: construir y mantener un sistema propio de credenciales seguro es un trabajo considerable que está fuera del alcance de un proyecto individual, y </w:t>
+      </w:r>
+      <w:proofErr w:type="spellStart"/>
+      <w:r>
+        <w:rPr>
+          <w:lang w:val="es-ES"/>
+        </w:rPr>
+        <w:t>Firebase</w:t>
+      </w:r>
+      <w:proofErr w:type="spellEnd"/>
+      <w:r>
+        <w:rPr>
+          <w:lang w:val="es-ES"/>
+        </w:rPr>
+        <w:t xml:space="preserve"> lo resuelve con pocas líneas de código y con garantías de seguridad que yo no podría replicar.</w:t>
+      </w:r>
+    </w:p>
+    <w:p>
+      <w:pPr>
+        <w:rPr>
+          <w:lang w:val="es-ES"/>
+        </w:rPr>
+      </w:pPr>
+      <w:proofErr w:type="spellStart"/>
+      <w:r>
+        <w:rPr>
+          <w:lang w:val="es-ES"/>
+        </w:rPr>
+        <w:t>Firestore</w:t>
+      </w:r>
+      <w:proofErr w:type="spellEnd"/>
+      <w:r>
+        <w:rPr>
+          <w:lang w:val="es-ES"/>
+        </w:rPr>
+        <w:t xml:space="preserve"> es la base de datos principal. Guarda los datos en colecciones de documentos JSON (usuarios, rutas, parques, actividades) y los sincroniza en tiempo real entre dispositivos. La razón de elegirlo frente a una base de datos local como Room es directa: </w:t>
+      </w:r>
+      <w:proofErr w:type="spellStart"/>
+      <w:r>
+        <w:rPr>
+          <w:lang w:val="es-ES"/>
+        </w:rPr>
+        <w:t>TrailPack</w:t>
+      </w:r>
+      <w:proofErr w:type="spellEnd"/>
+      <w:r>
+        <w:rPr>
+          <w:lang w:val="es-ES"/>
+        </w:rPr>
+        <w:t xml:space="preserve"> es una app social, los datos tienen que estar en la nube y ser compartidos entre todos los usuarios. Lo que más me interesó de </w:t>
+      </w:r>
+      <w:proofErr w:type="spellStart"/>
+      <w:r>
+        <w:rPr>
+          <w:lang w:val="es-ES"/>
+        </w:rPr>
+        <w:t>Firestore</w:t>
+      </w:r>
+      <w:proofErr w:type="spellEnd"/>
+      <w:r>
+        <w:rPr>
+          <w:lang w:val="es-ES"/>
+        </w:rPr>
+        <w:t xml:space="preserve"> es que no tiene un esquema rígido: añadir un campo nuevo a un modelo no requiere una migración de base de datos, simplemente empieza a existir en los documentos nuevos y los anteriores lo ignoran con un valor por defecto. Eso hizo que la evolución del modelo de datos a lo largo del proyecto fuera muy fluida.</w:t>
+      </w:r>
+    </w:p>
+    <w:p>
+      <w:pPr>
+        <w:rPr>
+          <w:lang w:val="es-ES"/>
+        </w:rPr>
+      </w:pPr>
+      <w:r>
+        <w:rPr>
+          <w:lang w:val="es-ES"/>
+        </w:rPr>
+        <w:t xml:space="preserve">Storage almacena las imágenes que suben los usuarios, principalmente las fotos de perfil. El flujo es sencillo: se sube el archivo a Storage, se obtiene la URL de descarga y se guarda esa URL en el documento del usuario en </w:t>
+      </w:r>
+      <w:proofErr w:type="spellStart"/>
+      <w:r>
+        <w:rPr>
+          <w:lang w:val="es-ES"/>
+        </w:rPr>
+        <w:t>Firestore</w:t>
+      </w:r>
+      <w:proofErr w:type="spellEnd"/>
+      <w:r>
+        <w:rPr>
+          <w:lang w:val="es-ES"/>
+        </w:rPr>
+        <w:t>. Desde la app siempre se trabaja con la URL, nunca con el binario directamente.</w:t>
+      </w:r>
+    </w:p>
+    <w:p>
+      <w:pPr>
+        <w:rPr>
+          <w:b/>
+          <w:bCs/>
+          <w:lang w:val="es-ES"/>
+        </w:rPr>
+      </w:pPr>
+      <w:r>
+        <w:rPr>
+          <w:b/>
+          <w:bCs/>
+          <w:lang w:val="es-ES"/>
+        </w:rPr>
+        <w:t xml:space="preserve">Mapas: Google </w:t>
+      </w:r>
+      <w:proofErr w:type="spellStart"/>
+      <w:r>
+        <w:rPr>
+          <w:b/>
+          <w:bCs/>
+          <w:lang w:val="es-ES"/>
+        </w:rPr>
+        <w:t>Maps</w:t>
+      </w:r>
+      <w:proofErr w:type="spellEnd"/>
+      <w:r>
+        <w:rPr>
+          <w:b/>
+          <w:bCs/>
+          <w:lang w:val="es-ES"/>
+        </w:rPr>
+        <w:t xml:space="preserve"> SDK y </w:t>
+      </w:r>
+      <w:proofErr w:type="spellStart"/>
+      <w:r>
+        <w:rPr>
+          <w:b/>
+          <w:bCs/>
+          <w:lang w:val="es-ES"/>
+        </w:rPr>
+        <w:t>Maps</w:t>
       </w:r>
       <w:proofErr w:type="spellEnd"/>
       <w:r>
@@ -7872,45 +8233,115 @@
         <w:t>Compose</w:t>
       </w:r>
       <w:proofErr w:type="spellEnd"/>
-      <w:r>
-        <w:rPr>
-          <w:b/>
-          <w:bCs/>
-          <w:lang w:val="es-ES"/>
-        </w:rPr>
-        <w:t xml:space="preserve"> y Material </w:t>
-      </w:r>
-      <w:proofErr w:type="spellStart"/>
-      <w:r>
-        <w:rPr>
-          <w:b/>
-          <w:bCs/>
-          <w:lang w:val="es-ES"/>
-        </w:rPr>
-        <w:t>Design</w:t>
-      </w:r>
-      <w:proofErr w:type="spellEnd"/>
-      <w:r>
-        <w:rPr>
-          <w:b/>
-          <w:bCs/>
-          <w:lang w:val="es-ES"/>
-        </w:rPr>
-        <w:t xml:space="preserve"> 3</w:t>
-      </w:r>
-    </w:p>
-    <w:p>
-      <w:pPr>
-        <w:rPr>
-          <w:lang w:val="es-ES"/>
-        </w:rPr>
-      </w:pPr>
-      <w:proofErr w:type="spellStart"/>
-      <w:r>
-        <w:rPr>
-          <w:lang w:val="es-ES"/>
-        </w:rPr>
-        <w:t>Jetpack</w:t>
+    </w:p>
+    <w:p>
+      <w:pPr>
+        <w:rPr>
+          <w:lang w:val="es-ES"/>
+        </w:rPr>
+      </w:pPr>
+      <w:r>
+        <w:rPr>
+          <w:lang w:val="es-ES"/>
+        </w:rPr>
+        <w:t xml:space="preserve">El mapa es la pantalla central de </w:t>
+      </w:r>
+      <w:proofErr w:type="spellStart"/>
+      <w:r>
+        <w:rPr>
+          <w:lang w:val="es-ES"/>
+        </w:rPr>
+        <w:t>TrailPack</w:t>
+      </w:r>
+      <w:proofErr w:type="spellEnd"/>
+      <w:r>
+        <w:rPr>
+          <w:lang w:val="es-ES"/>
+        </w:rPr>
+        <w:t xml:space="preserve">, no un elemento decorativo. Muestra los parques nacionales como marcadores interactivos, dibuja el trazado completo de las rutas mediante </w:t>
+      </w:r>
+      <w:proofErr w:type="spellStart"/>
+      <w:r>
+        <w:rPr>
+          <w:lang w:val="es-ES"/>
+        </w:rPr>
+        <w:t>polylines</w:t>
+      </w:r>
+      <w:proofErr w:type="spellEnd"/>
+      <w:r>
+        <w:rPr>
+          <w:lang w:val="es-ES"/>
+        </w:rPr>
+        <w:t xml:space="preserve"> sobre el terreno y permite crear rutas propias tocando puntos directamente sobre el mapa. Para eso necesitaba un SDK de mapas con buena integración nativa en Android, </w:t>
+      </w:r>
+      <w:r>
+        <w:rPr>
+          <w:lang w:val="es-ES"/>
+        </w:rPr>
+        <w:lastRenderedPageBreak/>
+        <w:t xml:space="preserve">soporte de modo terreno y posibilidad de usar el componente directamente dentro de una pantalla </w:t>
+      </w:r>
+      <w:proofErr w:type="spellStart"/>
+      <w:r>
+        <w:rPr>
+          <w:lang w:val="es-ES"/>
+        </w:rPr>
+        <w:t>Compose</w:t>
+      </w:r>
+      <w:proofErr w:type="spellEnd"/>
+      <w:r>
+        <w:rPr>
+          <w:lang w:val="es-ES"/>
+        </w:rPr>
+        <w:t xml:space="preserve"> sin perder el control del estado.</w:t>
+      </w:r>
+    </w:p>
+    <w:p>
+      <w:pPr>
+        <w:rPr>
+          <w:lang w:val="es-ES"/>
+        </w:rPr>
+      </w:pPr>
+      <w:r>
+        <w:rPr>
+          <w:lang w:val="es-ES"/>
+        </w:rPr>
+        <w:t xml:space="preserve">Google </w:t>
+      </w:r>
+      <w:proofErr w:type="spellStart"/>
+      <w:r>
+        <w:rPr>
+          <w:lang w:val="es-ES"/>
+        </w:rPr>
+        <w:t>Maps</w:t>
+      </w:r>
+      <w:proofErr w:type="spellEnd"/>
+      <w:r>
+        <w:rPr>
+          <w:lang w:val="es-ES"/>
+        </w:rPr>
+        <w:t xml:space="preserve"> SDK cumple esos requisitos. La versión específica para </w:t>
+      </w:r>
+      <w:proofErr w:type="spellStart"/>
+      <w:r>
+        <w:rPr>
+          <w:lang w:val="es-ES"/>
+        </w:rPr>
+        <w:t>Compose</w:t>
+      </w:r>
+      <w:proofErr w:type="spellEnd"/>
+      <w:r>
+        <w:rPr>
+          <w:lang w:val="es-ES"/>
+        </w:rPr>
+        <w:t xml:space="preserve"> (</w:t>
+      </w:r>
+      <w:proofErr w:type="spellStart"/>
+      <w:r>
+        <w:rPr>
+          <w:lang w:val="es-ES"/>
+        </w:rPr>
+        <w:t>Maps</w:t>
       </w:r>
       <w:proofErr w:type="spellEnd"/>
       <w:r>
@@ -7931,294 +8362,135 @@
         <w:rPr>
           <w:lang w:val="es-ES"/>
         </w:rPr>
-        <w:t xml:space="preserve"> supone un cambio de mentalidad respecto al modelo anterior de Android. El enfoque tradicional separaba el diseño (archivos XML) del comportamiento (código </w:t>
-      </w:r>
-      <w:proofErr w:type="spellStart"/>
-      <w:r>
-        <w:rPr>
-          <w:lang w:val="es-ES"/>
-        </w:rPr>
-        <w:t>Kotlin</w:t>
-      </w:r>
-      <w:proofErr w:type="spellEnd"/>
-      <w:r>
-        <w:rPr>
-          <w:lang w:val="es-ES"/>
-        </w:rPr>
-        <w:t xml:space="preserve">), y conectar los dos requería bastante código de pegamento que era fácil que se desincronizara. Con </w:t>
-      </w:r>
-      <w:proofErr w:type="spellStart"/>
-      <w:r>
-        <w:rPr>
-          <w:lang w:val="es-ES"/>
-        </w:rPr>
-        <w:t>Compose</w:t>
-      </w:r>
-      <w:proofErr w:type="spellEnd"/>
-      <w:r>
-        <w:rPr>
-          <w:lang w:val="es-ES"/>
-        </w:rPr>
-        <w:t xml:space="preserve"> la interfaz se define directamente en </w:t>
-      </w:r>
-      <w:proofErr w:type="spellStart"/>
-      <w:r>
-        <w:rPr>
-          <w:lang w:val="es-ES"/>
-        </w:rPr>
-        <w:t>Kotlin</w:t>
-      </w:r>
-      <w:proofErr w:type="spellEnd"/>
-      <w:r>
-        <w:rPr>
-          <w:lang w:val="es-ES"/>
-        </w:rPr>
-        <w:t xml:space="preserve"> mediante funciones, y cuando cambia un dato la pantalla se actualiza sola porque el sistema sabe exactamente qué partes dependen de qué datos. Para una app donde el estado cambia constantemente, como el recuento de participantes de una actividad o la lista de seguidores de un perfil, eso hace una diferencia</w:t>
-      </w:r>
-      <w:r>
-        <w:rPr>
-          <w:b/>
-          <w:bCs/>
-          <w:lang w:val="es-ES"/>
-        </w:rPr>
-        <w:t xml:space="preserve"> </w:t>
-      </w:r>
-      <w:r>
-        <w:rPr>
-          <w:lang w:val="es-ES"/>
-        </w:rPr>
-        <w:t>real en la cantidad de código y en la facilidad de depurar errores.</w:t>
-      </w:r>
-    </w:p>
-    <w:p>
-      <w:pPr>
-        <w:rPr>
-          <w:lang w:val="es-ES"/>
-        </w:rPr>
-      </w:pPr>
-      <w:r>
-        <w:rPr>
-          <w:lang w:val="es-ES"/>
-        </w:rPr>
-        <w:t xml:space="preserve">Al principio </w:t>
-      </w:r>
-      <w:proofErr w:type="spellStart"/>
-      <w:r>
-        <w:rPr>
-          <w:lang w:val="es-ES"/>
-        </w:rPr>
-        <w:t>Compose</w:t>
-      </w:r>
-      <w:proofErr w:type="spellEnd"/>
-      <w:r>
-        <w:rPr>
-          <w:lang w:val="es-ES"/>
-        </w:rPr>
-        <w:t xml:space="preserve"> tiene una curva de aprendizaje porque pensar en estado reactivo no es intuitivo si vienes del modelo imperativo de XML. Los primeros </w:t>
-      </w:r>
-      <w:proofErr w:type="spellStart"/>
-      <w:r>
-        <w:rPr>
-          <w:lang w:val="es-ES"/>
-        </w:rPr>
-        <w:t>composables</w:t>
-      </w:r>
-      <w:proofErr w:type="spellEnd"/>
-      <w:r>
-        <w:rPr>
-          <w:lang w:val="es-ES"/>
-        </w:rPr>
-        <w:t xml:space="preserve"> que escribí tenían el estado en el sitio equivocado y recomponían más de lo necesario. Con</w:t>
-      </w:r>
-      <w:r>
-        <w:rPr>
-          <w:b/>
-          <w:bCs/>
-          <w:lang w:val="es-ES"/>
-        </w:rPr>
-        <w:t xml:space="preserve"> </w:t>
-      </w:r>
-      <w:r>
-        <w:rPr>
-          <w:lang w:val="es-ES"/>
-        </w:rPr>
-        <w:t>la práctica eso se va corrigiendo, y el código resultante es mucho más fácil de leer y de mantener que el equivalente en XML.</w:t>
-      </w:r>
-    </w:p>
-    <w:p>
-      <w:pPr>
-        <w:rPr>
-          <w:lang w:val="es-ES"/>
-        </w:rPr>
-      </w:pPr>
-      <w:r>
-        <w:rPr>
-          <w:lang w:val="es-ES"/>
-        </w:rPr>
-        <w:t xml:space="preserve">Material </w:t>
-      </w:r>
-      <w:proofErr w:type="spellStart"/>
-      <w:r>
-        <w:rPr>
-          <w:lang w:val="es-ES"/>
-        </w:rPr>
-        <w:t>Design</w:t>
-      </w:r>
-      <w:proofErr w:type="spellEnd"/>
-      <w:r>
-        <w:rPr>
-          <w:lang w:val="es-ES"/>
-        </w:rPr>
-        <w:t xml:space="preserve"> 3 es el sistema de diseño de Google que viene integrado con </w:t>
-      </w:r>
-      <w:proofErr w:type="spellStart"/>
-      <w:r>
-        <w:rPr>
-          <w:lang w:val="es-ES"/>
-        </w:rPr>
-        <w:t>Compose</w:t>
-      </w:r>
-      <w:proofErr w:type="spellEnd"/>
-      <w:r>
-        <w:rPr>
-          <w:lang w:val="es-ES"/>
-        </w:rPr>
-        <w:t xml:space="preserve">. Proporciona todos los componentes visuales de la app (botones, tarjetas, campos de texto, diálogos, barras de navegación) con un estilo coherente que sigue las guías actuales de </w:t>
-      </w:r>
-      <w:r>
-        <w:rPr>
-          <w:lang w:val="es-ES"/>
-        </w:rPr>
-        <w:lastRenderedPageBreak/>
-        <w:t xml:space="preserve">Android. Lo más útil del sistema es el esquema de colores semántico: en lugar de </w:t>
-      </w:r>
-      <w:proofErr w:type="spellStart"/>
-      <w:r>
-        <w:rPr>
-          <w:lang w:val="es-ES"/>
-        </w:rPr>
-        <w:t>hardcodear</w:t>
-      </w:r>
-      <w:proofErr w:type="spellEnd"/>
-      <w:r>
-        <w:rPr>
-          <w:lang w:val="es-ES"/>
-        </w:rPr>
-        <w:t xml:space="preserve"> colores concretos en cada componente, se usan roles (</w:t>
-      </w:r>
-      <w:proofErr w:type="spellStart"/>
-      <w:r>
-        <w:rPr>
-          <w:lang w:val="es-ES"/>
-        </w:rPr>
-        <w:t>primary</w:t>
-      </w:r>
-      <w:proofErr w:type="spellEnd"/>
-      <w:r>
-        <w:rPr>
-          <w:lang w:val="es-ES"/>
-        </w:rPr>
-        <w:t xml:space="preserve">, </w:t>
-      </w:r>
-      <w:proofErr w:type="spellStart"/>
-      <w:r>
-        <w:rPr>
-          <w:lang w:val="es-ES"/>
-        </w:rPr>
-        <w:t>surface</w:t>
-      </w:r>
-      <w:proofErr w:type="spellEnd"/>
-      <w:r>
-        <w:rPr>
-          <w:lang w:val="es-ES"/>
-        </w:rPr>
-        <w:t xml:space="preserve">, </w:t>
-      </w:r>
-      <w:proofErr w:type="spellStart"/>
-      <w:r>
-        <w:rPr>
-          <w:lang w:val="es-ES"/>
-        </w:rPr>
-        <w:t>onPrimary</w:t>
-      </w:r>
-      <w:proofErr w:type="spellEnd"/>
-      <w:r>
-        <w:rPr>
-          <w:lang w:val="es-ES"/>
-        </w:rPr>
-        <w:t>…) definidos una sola vez en el tema, lo que hace trivial mantener la coherencia visual en toda la app.</w:t>
-      </w:r>
-    </w:p>
-    <w:p>
-      <w:pPr>
-        <w:rPr>
-          <w:lang w:val="es-ES"/>
-        </w:rPr>
-      </w:pPr>
-    </w:p>
-    <w:p>
-      <w:pPr>
-        <w:rPr>
-          <w:b/>
-          <w:bCs/>
-          <w:lang w:val="es-ES"/>
-        </w:rPr>
-      </w:pPr>
-      <w:proofErr w:type="spellStart"/>
-      <w:r>
-        <w:rPr>
-          <w:b/>
-          <w:bCs/>
-          <w:lang w:val="es-ES"/>
-        </w:rPr>
-        <w:t>Backend</w:t>
-      </w:r>
-      <w:proofErr w:type="spellEnd"/>
-      <w:r>
-        <w:rPr>
-          <w:b/>
-          <w:bCs/>
-          <w:lang w:val="es-ES"/>
-        </w:rPr>
-        <w:t xml:space="preserve">: </w:t>
-      </w:r>
-      <w:proofErr w:type="spellStart"/>
-      <w:r>
-        <w:rPr>
-          <w:b/>
-          <w:bCs/>
-          <w:lang w:val="es-ES"/>
-        </w:rPr>
-        <w:t>Firebase</w:t>
-      </w:r>
-      <w:proofErr w:type="spellEnd"/>
-    </w:p>
-    <w:p>
-      <w:pPr>
-        <w:rPr>
-          <w:lang w:val="es-ES"/>
-        </w:rPr>
-      </w:pPr>
-      <w:proofErr w:type="spellStart"/>
-      <w:r>
-        <w:rPr>
-          <w:lang w:val="es-ES"/>
-        </w:rPr>
-        <w:t>Firebase</w:t>
-      </w:r>
-      <w:proofErr w:type="spellEnd"/>
-      <w:r>
-        <w:rPr>
-          <w:lang w:val="es-ES"/>
-        </w:rPr>
-        <w:t xml:space="preserve"> es la infraestructura de </w:t>
-      </w:r>
-      <w:proofErr w:type="spellStart"/>
-      <w:r>
-        <w:rPr>
-          <w:lang w:val="es-ES"/>
-        </w:rPr>
-        <w:t>backend</w:t>
+        <w:t xml:space="preserve">) trata el mapa como un </w:t>
+      </w:r>
+      <w:proofErr w:type="spellStart"/>
+      <w:r>
+        <w:rPr>
+          <w:lang w:val="es-ES"/>
+        </w:rPr>
+        <w:t>composable</w:t>
+      </w:r>
+      <w:proofErr w:type="spellEnd"/>
+      <w:r>
+        <w:rPr>
+          <w:lang w:val="es-ES"/>
+        </w:rPr>
+        <w:t xml:space="preserve"> más, lo que mantiene la coherencia con el resto de la arquitectura. Hubo que resolver algún detalle no trivial, como deshabilitar los gestos de </w:t>
+      </w:r>
+      <w:proofErr w:type="spellStart"/>
+      <w:r>
+        <w:rPr>
+          <w:lang w:val="es-ES"/>
+        </w:rPr>
+        <w:t>scroll</w:t>
+      </w:r>
+      <w:proofErr w:type="spellEnd"/>
+      <w:r>
+        <w:rPr>
+          <w:lang w:val="es-ES"/>
+        </w:rPr>
+        <w:t xml:space="preserve"> del mapa cuando está dentro de una columna </w:t>
+      </w:r>
+      <w:proofErr w:type="spellStart"/>
+      <w:r>
+        <w:rPr>
+          <w:lang w:val="es-ES"/>
+        </w:rPr>
+        <w:t>scrollable</w:t>
+      </w:r>
+      <w:proofErr w:type="spellEnd"/>
+      <w:r>
+        <w:rPr>
+          <w:lang w:val="es-ES"/>
+        </w:rPr>
+        <w:t xml:space="preserve"> para evitar que el </w:t>
+      </w:r>
+      <w:proofErr w:type="spellStart"/>
+      <w:r>
+        <w:rPr>
+          <w:lang w:val="es-ES"/>
+        </w:rPr>
+        <w:t>scroll</w:t>
+      </w:r>
+      <w:proofErr w:type="spellEnd"/>
+      <w:r>
+        <w:rPr>
+          <w:lang w:val="es-ES"/>
+        </w:rPr>
+        <w:t xml:space="preserve"> del mapa compitiera con el </w:t>
+      </w:r>
+      <w:proofErr w:type="spellStart"/>
+      <w:r>
+        <w:rPr>
+          <w:lang w:val="es-ES"/>
+        </w:rPr>
+        <w:t>scroll</w:t>
+      </w:r>
+      <w:proofErr w:type="spellEnd"/>
+      <w:r>
+        <w:rPr>
+          <w:lang w:val="es-ES"/>
+        </w:rPr>
+        <w:t xml:space="preserve"> de la pantalla, pero la documentación oficial cubre bien esos casos.</w:t>
+      </w:r>
+    </w:p>
+    <w:p>
+      <w:pPr>
+        <w:rPr>
+          <w:lang w:val="es-ES"/>
+        </w:rPr>
+      </w:pPr>
+    </w:p>
+    <w:p>
+      <w:pPr>
+        <w:rPr>
+          <w:b/>
+          <w:bCs/>
+          <w:lang w:val="es-ES"/>
+        </w:rPr>
+      </w:pPr>
+      <w:r>
+        <w:rPr>
+          <w:b/>
+          <w:bCs/>
+          <w:lang w:val="es-ES"/>
+        </w:rPr>
+        <w:t>Scripts de ingesta de datos: Python</w:t>
+      </w:r>
+    </w:p>
+    <w:p>
+      <w:pPr>
+        <w:rPr>
+          <w:lang w:val="es-ES"/>
+        </w:rPr>
+      </w:pPr>
+      <w:r>
+        <w:rPr>
+          <w:lang w:val="es-ES"/>
+        </w:rPr>
+        <w:t xml:space="preserve">Dos scripts de Python se encargaron de poblar la base de datos con los datos reales del catálogo de parques y rutas. El primero consulta la API de </w:t>
+      </w:r>
+      <w:proofErr w:type="spellStart"/>
+      <w:r>
+        <w:rPr>
+          <w:lang w:val="es-ES"/>
+        </w:rPr>
+        <w:t>Wikidata</w:t>
+      </w:r>
+      <w:proofErr w:type="spellEnd"/>
+      <w:r>
+        <w:rPr>
+          <w:lang w:val="es-ES"/>
+        </w:rPr>
+        <w:t xml:space="preserve"> mediante SPARQL para obtener los dieciséis parques nacionales de España con sus coordenadas, superficie, comunidad autónoma y fotos desde Wikimedia Commons. El segundo consulta la API </w:t>
+      </w:r>
+      <w:proofErr w:type="spellStart"/>
+      <w:r>
+        <w:rPr>
+          <w:lang w:val="es-ES"/>
+        </w:rPr>
+        <w:t>Overpass</w:t>
       </w:r>
       <w:proofErr w:type="spellEnd"/>
       <w:r>
@@ -8232,71 +8504,15 @@
         <w:rPr>
           <w:lang w:val="es-ES"/>
         </w:rPr>
-        <w:t>TrailPack</w:t>
-      </w:r>
-      <w:proofErr w:type="spellEnd"/>
-      <w:r>
-        <w:rPr>
-          <w:lang w:val="es-ES"/>
-        </w:rPr>
-        <w:t xml:space="preserve"> y cubre tres necesidades distintas con tres servicios que se integran bien entre sí.</w:t>
-      </w:r>
-    </w:p>
-    <w:p>
-      <w:pPr>
-        <w:rPr>
-          <w:lang w:val="es-ES"/>
-        </w:rPr>
-      </w:pPr>
-      <w:proofErr w:type="spellStart"/>
-      <w:r>
-        <w:rPr>
-          <w:lang w:val="es-ES"/>
-        </w:rPr>
-        <w:t>Authentication</w:t>
-      </w:r>
-      <w:proofErr w:type="spellEnd"/>
-      <w:r>
-        <w:rPr>
-          <w:lang w:val="es-ES"/>
-        </w:rPr>
-        <w:t xml:space="preserve"> gestiona el registro, el inicio de sesión y la verificación de correo electrónico. Delegar esto en </w:t>
-      </w:r>
-      <w:proofErr w:type="spellStart"/>
-      <w:r>
-        <w:rPr>
-          <w:lang w:val="es-ES"/>
-        </w:rPr>
-        <w:t>Firebase</w:t>
-      </w:r>
-      <w:proofErr w:type="spellEnd"/>
-      <w:r>
-        <w:rPr>
-          <w:lang w:val="es-ES"/>
-        </w:rPr>
-        <w:t xml:space="preserve"> fue una decisión práctica: construir y mantener un sistema propio de credenciales seguro es un trabajo considerable que está fuera del alcance de un proyecto individual, y </w:t>
-      </w:r>
-      <w:proofErr w:type="spellStart"/>
-      <w:r>
-        <w:rPr>
-          <w:lang w:val="es-ES"/>
-        </w:rPr>
-        <w:t>Firebase</w:t>
-      </w:r>
-      <w:proofErr w:type="spellEnd"/>
-      <w:r>
-        <w:rPr>
-          <w:lang w:val="es-ES"/>
-        </w:rPr>
-        <w:t xml:space="preserve"> lo resuelve con pocas líneas de código y con garantías de seguridad que yo no podría replicar.</w:t>
-      </w:r>
-    </w:p>
-    <w:p>
-      <w:pPr>
-        <w:rPr>
-          <w:lang w:val="es-ES"/>
-        </w:rPr>
-      </w:pPr>
+        <w:t>OpenStreetMap</w:t>
+      </w:r>
+      <w:proofErr w:type="spellEnd"/>
+      <w:r>
+        <w:rPr>
+          <w:lang w:val="es-ES"/>
+        </w:rPr>
+        <w:t xml:space="preserve"> para obtener las rutas de senderismo en un radio de quince kilómetros alrededor de cada parque y cargarlas en </w:t>
+      </w:r>
       <w:proofErr w:type="spellStart"/>
       <w:r>
         <w:rPr>
@@ -8309,21 +8525,62 @@
         <w:rPr>
           <w:lang w:val="es-ES"/>
         </w:rPr>
-        <w:t xml:space="preserve"> es la base de datos principal. Guarda los datos en colecciones de documentos JSON (usuarios, rutas, parques, actividades) y los sincroniza en tiempo real entre dispositivos. La razón de elegirlo frente a una base de datos local como Room es directa: </w:t>
-      </w:r>
-      <w:proofErr w:type="spellStart"/>
-      <w:r>
-        <w:rPr>
-          <w:lang w:val="es-ES"/>
-        </w:rPr>
-        <w:t>TrailPack</w:t>
-      </w:r>
-      <w:proofErr w:type="spellEnd"/>
-      <w:r>
-        <w:rPr>
-          <w:lang w:val="es-ES"/>
-        </w:rPr>
-        <w:t xml:space="preserve"> es una app social, los datos tienen que estar en la nube y ser compartidos entre todos los usuarios. Lo que más me interesó de </w:t>
+        <w:t xml:space="preserve"> con todos sus </w:t>
+      </w:r>
+      <w:proofErr w:type="spellStart"/>
+      <w:r>
+        <w:rPr>
+          <w:lang w:val="es-ES"/>
+        </w:rPr>
+        <w:t>waypoints</w:t>
+      </w:r>
+      <w:proofErr w:type="spellEnd"/>
+      <w:r>
+        <w:rPr>
+          <w:lang w:val="es-ES"/>
+        </w:rPr>
+        <w:t xml:space="preserve">. Ambos scripts incluyen reintentos automáticos con </w:t>
+      </w:r>
+      <w:proofErr w:type="spellStart"/>
+      <w:r>
+        <w:rPr>
+          <w:lang w:val="es-ES"/>
+        </w:rPr>
+        <w:t>backoff</w:t>
+      </w:r>
+      <w:proofErr w:type="spellEnd"/>
+      <w:r>
+        <w:rPr>
+          <w:lang w:val="es-ES"/>
+        </w:rPr>
+        <w:t xml:space="preserve"> exponencial para gestionar los límites de velocidad de las </w:t>
+      </w:r>
+      <w:proofErr w:type="spellStart"/>
+      <w:r>
+        <w:rPr>
+          <w:lang w:val="es-ES"/>
+        </w:rPr>
+        <w:t>APIs</w:t>
+      </w:r>
+      <w:proofErr w:type="spellEnd"/>
+      <w:r>
+        <w:rPr>
+          <w:lang w:val="es-ES"/>
+        </w:rPr>
+        <w:t xml:space="preserve"> externas.</w:t>
+      </w:r>
+    </w:p>
+    <w:p>
+      <w:pPr>
+        <w:rPr>
+          <w:lang w:val="es-ES"/>
+        </w:rPr>
+      </w:pPr>
+      <w:r>
+        <w:rPr>
+          <w:lang w:val="es-ES"/>
+        </w:rPr>
+        <w:t xml:space="preserve">Python fue la elección natural para este tipo de trabajo: tiene librerías maduras para peticiones HTTP y procesado de JSON, y permite escribir estos scripts de forma rápida. Es importante aclarar que estos scripts no son parte de la aplicación en producción: se ejecutaron una única vez para la carga inicial, y desde entonces la app siempre lee de </w:t>
       </w:r>
       <w:proofErr w:type="spellStart"/>
       <w:r>
@@ -8337,467 +8594,6 @@
         <w:rPr>
           <w:lang w:val="es-ES"/>
         </w:rPr>
-        <w:t xml:space="preserve"> es que no tiene un esquema rígido: añadir un campo nuevo a un modelo no requiere una migración de base de datos, simplemente empieza a existir en los documentos nuevos y los anteriores lo ignoran con un valor por defecto. Eso hizo que la evolución del modelo de datos a lo largo del proyecto fuera muy fluida.</w:t>
-      </w:r>
-    </w:p>
-    <w:p>
-      <w:pPr>
-        <w:rPr>
-          <w:lang w:val="es-ES"/>
-        </w:rPr>
-      </w:pPr>
-      <w:r>
-        <w:rPr>
-          <w:lang w:val="es-ES"/>
-        </w:rPr>
-        <w:t xml:space="preserve">Storage almacena las imágenes que suben los usuarios, principalmente las fotos de perfil. El flujo es sencillo: se sube el archivo a Storage, se obtiene la URL de descarga y se guarda esa URL en el documento del usuario en </w:t>
-      </w:r>
-      <w:proofErr w:type="spellStart"/>
-      <w:r>
-        <w:rPr>
-          <w:lang w:val="es-ES"/>
-        </w:rPr>
-        <w:t>Firestore</w:t>
-      </w:r>
-      <w:proofErr w:type="spellEnd"/>
-      <w:r>
-        <w:rPr>
-          <w:lang w:val="es-ES"/>
-        </w:rPr>
-        <w:t>. Desde la app siempre se trabaja con la URL, nunca con el binario directamente.</w:t>
-      </w:r>
-    </w:p>
-    <w:p>
-      <w:pPr>
-        <w:rPr>
-          <w:b/>
-          <w:bCs/>
-          <w:lang w:val="es-ES"/>
-        </w:rPr>
-      </w:pPr>
-      <w:r>
-        <w:rPr>
-          <w:b/>
-          <w:bCs/>
-          <w:lang w:val="es-ES"/>
-        </w:rPr>
-        <w:t xml:space="preserve">Mapas: Google </w:t>
-      </w:r>
-      <w:proofErr w:type="spellStart"/>
-      <w:r>
-        <w:rPr>
-          <w:b/>
-          <w:bCs/>
-          <w:lang w:val="es-ES"/>
-        </w:rPr>
-        <w:t>Maps</w:t>
-      </w:r>
-      <w:proofErr w:type="spellEnd"/>
-      <w:r>
-        <w:rPr>
-          <w:b/>
-          <w:bCs/>
-          <w:lang w:val="es-ES"/>
-        </w:rPr>
-        <w:t xml:space="preserve"> SDK y </w:t>
-      </w:r>
-      <w:proofErr w:type="spellStart"/>
-      <w:r>
-        <w:rPr>
-          <w:b/>
-          <w:bCs/>
-          <w:lang w:val="es-ES"/>
-        </w:rPr>
-        <w:t>Maps</w:t>
-      </w:r>
-      <w:proofErr w:type="spellEnd"/>
-      <w:r>
-        <w:rPr>
-          <w:b/>
-          <w:bCs/>
-          <w:lang w:val="es-ES"/>
-        </w:rPr>
-        <w:t xml:space="preserve"> </w:t>
-      </w:r>
-      <w:proofErr w:type="spellStart"/>
-      <w:r>
-        <w:rPr>
-          <w:b/>
-          <w:bCs/>
-          <w:lang w:val="es-ES"/>
-        </w:rPr>
-        <w:t>Compose</w:t>
-      </w:r>
-      <w:proofErr w:type="spellEnd"/>
-    </w:p>
-    <w:p>
-      <w:pPr>
-        <w:rPr>
-          <w:lang w:val="es-ES"/>
-        </w:rPr>
-      </w:pPr>
-      <w:r>
-        <w:rPr>
-          <w:lang w:val="es-ES"/>
-        </w:rPr>
-        <w:t xml:space="preserve">El mapa es la pantalla central de </w:t>
-      </w:r>
-      <w:proofErr w:type="spellStart"/>
-      <w:r>
-        <w:rPr>
-          <w:lang w:val="es-ES"/>
-        </w:rPr>
-        <w:t>TrailPack</w:t>
-      </w:r>
-      <w:proofErr w:type="spellEnd"/>
-      <w:r>
-        <w:rPr>
-          <w:lang w:val="es-ES"/>
-        </w:rPr>
-        <w:t xml:space="preserve">, no un elemento decorativo. Muestra los parques nacionales como marcadores interactivos, dibuja el trazado completo de las rutas mediante </w:t>
-      </w:r>
-      <w:proofErr w:type="spellStart"/>
-      <w:r>
-        <w:rPr>
-          <w:lang w:val="es-ES"/>
-        </w:rPr>
-        <w:t>polylines</w:t>
-      </w:r>
-      <w:proofErr w:type="spellEnd"/>
-      <w:r>
-        <w:rPr>
-          <w:lang w:val="es-ES"/>
-        </w:rPr>
-        <w:t xml:space="preserve"> sobre el terreno y permite crear rutas propias tocando puntos directamente sobre el mapa. Para eso necesitaba un SDK de mapas con buena integración nativa en Android, soporte de modo terreno y posibilidad de usar el componente directamente dentro de una pantalla </w:t>
-      </w:r>
-      <w:proofErr w:type="spellStart"/>
-      <w:r>
-        <w:rPr>
-          <w:lang w:val="es-ES"/>
-        </w:rPr>
-        <w:t>Compose</w:t>
-      </w:r>
-      <w:proofErr w:type="spellEnd"/>
-      <w:r>
-        <w:rPr>
-          <w:lang w:val="es-ES"/>
-        </w:rPr>
-        <w:t xml:space="preserve"> sin perder el control del estado.</w:t>
-      </w:r>
-    </w:p>
-    <w:p>
-      <w:pPr>
-        <w:rPr>
-          <w:lang w:val="es-ES"/>
-        </w:rPr>
-      </w:pPr>
-      <w:r>
-        <w:rPr>
-          <w:lang w:val="es-ES"/>
-        </w:rPr>
-        <w:lastRenderedPageBreak/>
-        <w:t xml:space="preserve">Google </w:t>
-      </w:r>
-      <w:proofErr w:type="spellStart"/>
-      <w:r>
-        <w:rPr>
-          <w:lang w:val="es-ES"/>
-        </w:rPr>
-        <w:t>Maps</w:t>
-      </w:r>
-      <w:proofErr w:type="spellEnd"/>
-      <w:r>
-        <w:rPr>
-          <w:lang w:val="es-ES"/>
-        </w:rPr>
-        <w:t xml:space="preserve"> SDK cumple esos requisitos. La versión específica para </w:t>
-      </w:r>
-      <w:proofErr w:type="spellStart"/>
-      <w:r>
-        <w:rPr>
-          <w:lang w:val="es-ES"/>
-        </w:rPr>
-        <w:t>Compose</w:t>
-      </w:r>
-      <w:proofErr w:type="spellEnd"/>
-      <w:r>
-        <w:rPr>
-          <w:lang w:val="es-ES"/>
-        </w:rPr>
-        <w:t xml:space="preserve"> (</w:t>
-      </w:r>
-      <w:proofErr w:type="spellStart"/>
-      <w:r>
-        <w:rPr>
-          <w:lang w:val="es-ES"/>
-        </w:rPr>
-        <w:t>Maps</w:t>
-      </w:r>
-      <w:proofErr w:type="spellEnd"/>
-      <w:r>
-        <w:rPr>
-          <w:lang w:val="es-ES"/>
-        </w:rPr>
-        <w:t xml:space="preserve"> </w:t>
-      </w:r>
-      <w:proofErr w:type="spellStart"/>
-      <w:r>
-        <w:rPr>
-          <w:lang w:val="es-ES"/>
-        </w:rPr>
-        <w:t>Compose</w:t>
-      </w:r>
-      <w:proofErr w:type="spellEnd"/>
-      <w:r>
-        <w:rPr>
-          <w:lang w:val="es-ES"/>
-        </w:rPr>
-        <w:t xml:space="preserve">) trata el mapa como un </w:t>
-      </w:r>
-      <w:proofErr w:type="spellStart"/>
-      <w:r>
-        <w:rPr>
-          <w:lang w:val="es-ES"/>
-        </w:rPr>
-        <w:t>composable</w:t>
-      </w:r>
-      <w:proofErr w:type="spellEnd"/>
-      <w:r>
-        <w:rPr>
-          <w:lang w:val="es-ES"/>
-        </w:rPr>
-        <w:t xml:space="preserve"> más, lo que mantiene la coherencia con el resto de la arquitectura. Hubo que resolver algún detalle no trivial, como deshabilitar los gestos de </w:t>
-      </w:r>
-      <w:proofErr w:type="spellStart"/>
-      <w:r>
-        <w:rPr>
-          <w:lang w:val="es-ES"/>
-        </w:rPr>
-        <w:t>scroll</w:t>
-      </w:r>
-      <w:proofErr w:type="spellEnd"/>
-      <w:r>
-        <w:rPr>
-          <w:lang w:val="es-ES"/>
-        </w:rPr>
-        <w:t xml:space="preserve"> del mapa cuando está dentro de una columna </w:t>
-      </w:r>
-      <w:proofErr w:type="spellStart"/>
-      <w:r>
-        <w:rPr>
-          <w:lang w:val="es-ES"/>
-        </w:rPr>
-        <w:t>scrollable</w:t>
-      </w:r>
-      <w:proofErr w:type="spellEnd"/>
-      <w:r>
-        <w:rPr>
-          <w:lang w:val="es-ES"/>
-        </w:rPr>
-        <w:t xml:space="preserve"> para evitar que el </w:t>
-      </w:r>
-      <w:proofErr w:type="spellStart"/>
-      <w:r>
-        <w:rPr>
-          <w:lang w:val="es-ES"/>
-        </w:rPr>
-        <w:t>scroll</w:t>
-      </w:r>
-      <w:proofErr w:type="spellEnd"/>
-      <w:r>
-        <w:rPr>
-          <w:lang w:val="es-ES"/>
-        </w:rPr>
-        <w:t xml:space="preserve"> del mapa compitiera con el </w:t>
-      </w:r>
-      <w:proofErr w:type="spellStart"/>
-      <w:r>
-        <w:rPr>
-          <w:lang w:val="es-ES"/>
-        </w:rPr>
-        <w:t>scroll</w:t>
-      </w:r>
-      <w:proofErr w:type="spellEnd"/>
-      <w:r>
-        <w:rPr>
-          <w:lang w:val="es-ES"/>
-        </w:rPr>
-        <w:t xml:space="preserve"> de la pantalla, pero la documentación oficial cubre bien esos casos.</w:t>
-      </w:r>
-    </w:p>
-    <w:p>
-      <w:pPr>
-        <w:rPr>
-          <w:lang w:val="es-ES"/>
-        </w:rPr>
-      </w:pPr>
-    </w:p>
-    <w:p>
-      <w:pPr>
-        <w:rPr>
-          <w:b/>
-          <w:bCs/>
-          <w:lang w:val="es-ES"/>
-        </w:rPr>
-      </w:pPr>
-      <w:r>
-        <w:rPr>
-          <w:b/>
-          <w:bCs/>
-          <w:lang w:val="es-ES"/>
-        </w:rPr>
-        <w:t>Scripts de ingesta de datos: Python</w:t>
-      </w:r>
-    </w:p>
-    <w:p>
-      <w:pPr>
-        <w:rPr>
-          <w:lang w:val="es-ES"/>
-        </w:rPr>
-      </w:pPr>
-      <w:r>
-        <w:rPr>
-          <w:lang w:val="es-ES"/>
-        </w:rPr>
-        <w:t xml:space="preserve">Dos scripts de Python se encargaron de poblar la base de datos con los datos reales del catálogo de parques y rutas. El primero consulta la API de </w:t>
-      </w:r>
-      <w:proofErr w:type="spellStart"/>
-      <w:r>
-        <w:rPr>
-          <w:lang w:val="es-ES"/>
-        </w:rPr>
-        <w:t>Wikidata</w:t>
-      </w:r>
-      <w:proofErr w:type="spellEnd"/>
-      <w:r>
-        <w:rPr>
-          <w:lang w:val="es-ES"/>
-        </w:rPr>
-        <w:t xml:space="preserve"> mediante SPARQL para obtener los dieciséis parques nacionales de España con sus coordenadas, superficie, comunidad autónoma y fotos desde Wikimedia Commons. El </w:t>
-      </w:r>
-      <w:proofErr w:type="gramStart"/>
-      <w:r>
-        <w:rPr>
-          <w:lang w:val="es-ES"/>
-        </w:rPr>
-        <w:t>segundo consulta</w:t>
-      </w:r>
-      <w:proofErr w:type="gramEnd"/>
-      <w:r>
-        <w:rPr>
-          <w:lang w:val="es-ES"/>
-        </w:rPr>
-        <w:t xml:space="preserve"> la API </w:t>
-      </w:r>
-      <w:proofErr w:type="spellStart"/>
-      <w:r>
-        <w:rPr>
-          <w:lang w:val="es-ES"/>
-        </w:rPr>
-        <w:t>Overpass</w:t>
-      </w:r>
-      <w:proofErr w:type="spellEnd"/>
-      <w:r>
-        <w:rPr>
-          <w:lang w:val="es-ES"/>
-        </w:rPr>
-        <w:t xml:space="preserve"> de </w:t>
-      </w:r>
-      <w:proofErr w:type="spellStart"/>
-      <w:r>
-        <w:rPr>
-          <w:lang w:val="es-ES"/>
-        </w:rPr>
-        <w:t>OpenStreetMap</w:t>
-      </w:r>
-      <w:proofErr w:type="spellEnd"/>
-      <w:r>
-        <w:rPr>
-          <w:lang w:val="es-ES"/>
-        </w:rPr>
-        <w:t xml:space="preserve"> para obtener las rutas de senderismo en un radio de quince kilómetros alrededor de cada parque y cargarlas en </w:t>
-      </w:r>
-      <w:proofErr w:type="spellStart"/>
-      <w:r>
-        <w:rPr>
-          <w:lang w:val="es-ES"/>
-        </w:rPr>
-        <w:t>Firestore</w:t>
-      </w:r>
-      <w:proofErr w:type="spellEnd"/>
-      <w:r>
-        <w:rPr>
-          <w:lang w:val="es-ES"/>
-        </w:rPr>
-        <w:t xml:space="preserve"> con todos sus </w:t>
-      </w:r>
-      <w:proofErr w:type="spellStart"/>
-      <w:r>
-        <w:rPr>
-          <w:lang w:val="es-ES"/>
-        </w:rPr>
-        <w:t>waypoints</w:t>
-      </w:r>
-      <w:proofErr w:type="spellEnd"/>
-      <w:r>
-        <w:rPr>
-          <w:lang w:val="es-ES"/>
-        </w:rPr>
-        <w:t xml:space="preserve">. Ambos scripts incluyen reintentos automáticos con </w:t>
-      </w:r>
-      <w:proofErr w:type="spellStart"/>
-      <w:r>
-        <w:rPr>
-          <w:lang w:val="es-ES"/>
-        </w:rPr>
-        <w:t>backoff</w:t>
-      </w:r>
-      <w:proofErr w:type="spellEnd"/>
-      <w:r>
-        <w:rPr>
-          <w:lang w:val="es-ES"/>
-        </w:rPr>
-        <w:t xml:space="preserve"> exponencial para gestionar los límites de velocidad de las </w:t>
-      </w:r>
-      <w:proofErr w:type="spellStart"/>
-      <w:r>
-        <w:rPr>
-          <w:lang w:val="es-ES"/>
-        </w:rPr>
-        <w:t>APIs</w:t>
-      </w:r>
-      <w:proofErr w:type="spellEnd"/>
-      <w:r>
-        <w:rPr>
-          <w:lang w:val="es-ES"/>
-        </w:rPr>
-        <w:t xml:space="preserve"> externas.</w:t>
-      </w:r>
-    </w:p>
-    <w:p>
-      <w:pPr>
-        <w:rPr>
-          <w:lang w:val="es-ES"/>
-        </w:rPr>
-      </w:pPr>
-      <w:r>
-        <w:rPr>
-          <w:lang w:val="es-ES"/>
-        </w:rPr>
-        <w:t xml:space="preserve">Python fue la elección natural para este tipo de trabajo: tiene librerías maduras para peticiones HTTP y procesado de JSON, y permite escribir estos scripts de forma rápida. Es importante aclarar que estos scripts no son parte de la aplicación en producción: se ejecutaron una única vez para la carga inicial, y desde entonces la app siempre lee de </w:t>
-      </w:r>
-      <w:proofErr w:type="spellStart"/>
-      <w:r>
-        <w:rPr>
-          <w:lang w:val="es-ES"/>
-        </w:rPr>
-        <w:t>Firestore</w:t>
-      </w:r>
-      <w:proofErr w:type="spellEnd"/>
-      <w:r>
-        <w:rPr>
-          <w:lang w:val="es-ES"/>
-        </w:rPr>
         <w:t xml:space="preserve"> sin depender de ninguna API externa en tiempo real.</w:t>
       </w:r>
     </w:p>
@@ -8863,21 +8659,7 @@
         <w:rPr>
           <w:lang w:val="es-ES"/>
         </w:rPr>
-        <w:t xml:space="preserve"> se usó para diseñar los flujos de pantallas antes de implementar cada módulo, sin llegar a prototipos </w:t>
-      </w:r>
-      <w:proofErr w:type="gramStart"/>
-      <w:r>
-        <w:rPr>
-          <w:lang w:val="es-ES"/>
-        </w:rPr>
-        <w:t>detallados</w:t>
-      </w:r>
-      <w:proofErr w:type="gramEnd"/>
-      <w:r>
-        <w:rPr>
-          <w:lang w:val="es-ES"/>
-        </w:rPr>
-        <w:t xml:space="preserve"> pero con suficiente claridad para no construir algo y tener que rehacerlo.</w:t>
+        <w:t xml:space="preserve"> se usó para diseñar los flujos de pantallas antes de implementar cada módulo, sin llegar a prototipos detallados pero con suficiente claridad para no construir algo y tener que rehacerlo.</w:t>
       </w:r>
     </w:p>
     <w:p>
@@ -12576,35 +12358,7 @@
         <w:rPr>
           <w:lang w:val="es-ES"/>
         </w:rPr>
-        <w:t xml:space="preserve"> y las operaciones que afectan a toda la aplicación. </w:t>
-      </w:r>
-      <w:proofErr w:type="gramStart"/>
-      <w:r>
-        <w:rPr>
-          <w:lang w:val="es-ES"/>
-        </w:rPr>
-        <w:t>LosViewModels(MapaViewModel,ActividadesViewModel</w:t>
-      </w:r>
-      <w:proofErr w:type="gramEnd"/>
-      <w:r>
-        <w:rPr>
-          <w:lang w:val="es-ES"/>
-        </w:rPr>
-        <w:t>,</w:t>
-      </w:r>
-      <w:proofErr w:type="gramStart"/>
-      <w:r>
-        <w:rPr>
-          <w:lang w:val="es-ES"/>
-        </w:rPr>
-        <w:t>DetalleActividadViewModel,PerfilPublicoViewModel</w:t>
-      </w:r>
-      <w:proofErr w:type="gramEnd"/>
-      <w:r>
-        <w:rPr>
-          <w:lang w:val="es-ES"/>
-        </w:rPr>
-        <w:t>) gestionan el estado de sus pantallas respectivas, llaman a los repositorios correspondientes y exponen los datos como estados observables que la interfaz consume de forma reactiva.</w:t>
+        <w:t xml:space="preserve"> y las operaciones que afectan a toda la aplicación. LosViewModels(MapaViewModel,ActividadesViewModel,DetalleActividadViewModel,PerfilPublicoViewModel) gestionan el estado de sus pantallas respectivas, llaman a los repositorios correspondientes y exponen los datos como estados observables que la interfaz consume de forma reactiva.</w:t>
       </w:r>
     </w:p>
     <w:p>
@@ -12714,21 +12468,7 @@
         <w:rPr>
           <w:lang w:val="es-ES"/>
         </w:rPr>
-        <w:t xml:space="preserve">A </w:t>
-      </w:r>
-      <w:proofErr w:type="gramStart"/>
-      <w:r>
-        <w:rPr>
-          <w:lang w:val="es-ES"/>
-        </w:rPr>
-        <w:t>continuación</w:t>
-      </w:r>
-      <w:proofErr w:type="gramEnd"/>
-      <w:r>
-        <w:rPr>
-          <w:lang w:val="es-ES"/>
-        </w:rPr>
-        <w:t xml:space="preserve"> se adjuntan los diferentes diagramas de clases creados, para la correcta visualización de las conexiones entre clases en el sistema:</w:t>
+        <w:t>A continuación se adjuntan los diferentes diagramas de clases creados, para la correcta visualización de las conexiones entre clases en el sistema:</w:t>
       </w:r>
     </w:p>
     <w:p>
@@ -13849,17 +13589,9 @@
         <w:rPr>
           <w:lang w:val="es-ES"/>
         </w:rPr>
-        <w:t xml:space="preserve">, almacena los datos de </w:t>
-      </w:r>
-      <w:proofErr w:type="gramStart"/>
-      <w:r>
-        <w:rPr>
-          <w:lang w:val="es-ES"/>
-        </w:rPr>
-        <w:t>perfil(</w:t>
-      </w:r>
-      <w:proofErr w:type="spellStart"/>
-      <w:proofErr w:type="gramEnd"/>
+        <w:t>, almacena los datos de perfil(</w:t>
+      </w:r>
+      <w:proofErr w:type="spellStart"/>
       <w:r>
         <w:rPr>
           <w:lang w:val="es-ES"/>
@@ -13944,19 +13676,11 @@
         <w:t>) con sus respectivos contadores (</w:t>
       </w:r>
       <w:proofErr w:type="spellStart"/>
-      <w:proofErr w:type="gramStart"/>
-      <w:r>
-        <w:rPr>
-          <w:lang w:val="es-ES"/>
-        </w:rPr>
-        <w:t>seguidorescount,siguiendocount</w:t>
-      </w:r>
-      <w:proofErr w:type="gramEnd"/>
-      <w:r>
-        <w:rPr>
-          <w:lang w:val="es-ES"/>
-        </w:rPr>
-        <w:t>,amigoscount</w:t>
+      <w:r>
+        <w:rPr>
+          <w:lang w:val="es-ES"/>
+        </w:rPr>
+        <w:t>seguidorescount,siguiendocount,amigoscount</w:t>
       </w:r>
       <w:proofErr w:type="spellEnd"/>
       <w:r>
@@ -14197,7 +13921,6 @@
         <w:t xml:space="preserve"> representa un evento de senderismo creado por un usuario. Contiene el identificador de la ruta asociada, el identificador del creador, la lista de participantes, la fecha y hora de salida almacenadas como Long en milisegundos, el punto de encuentro y el número máximo de participantes. El método </w:t>
       </w:r>
       <w:proofErr w:type="spellStart"/>
-      <w:proofErr w:type="gramStart"/>
       <w:r>
         <w:rPr>
           <w:lang w:val="es-ES"/>
@@ -14209,14 +13932,7 @@
         <w:rPr>
           <w:lang w:val="es-ES"/>
         </w:rPr>
-        <w:t>(</w:t>
-      </w:r>
-      <w:proofErr w:type="gramEnd"/>
-      <w:r>
-        <w:rPr>
-          <w:lang w:val="es-ES"/>
-        </w:rPr>
-        <w:t xml:space="preserve">) encapsula la lógica de comparación </w:t>
+        <w:t xml:space="preserve">() encapsula la lógica de comparación </w:t>
       </w:r>
       <w:proofErr w:type="spellStart"/>
       <w:r>
@@ -14258,7 +13974,6 @@
         </w:rPr>
         <w:t xml:space="preserve"> </w:t>
       </w:r>
-      <w:proofErr w:type="gramStart"/>
       <w:r>
         <w:rPr>
           <w:lang w:val="es-ES"/>
@@ -14269,9 +13984,159 @@
         <w:rPr>
           <w:lang w:val="es-ES"/>
         </w:rPr>
-        <w:t>data</w:t>
-      </w:r>
-      <w:proofErr w:type="gramEnd"/>
+        <w:t xml:space="preserve">data </w:t>
+      </w:r>
+      <w:proofErr w:type="spellStart"/>
+      <w:r>
+        <w:rPr>
+          <w:lang w:val="es-ES"/>
+        </w:rPr>
+        <w:t>class</w:t>
+      </w:r>
+      <w:proofErr w:type="spellEnd"/>
+      <w:r>
+        <w:rPr>
+          <w:lang w:val="es-ES"/>
+        </w:rPr>
+        <w:t>, eliminando la dependencia de lógica de negocio repetida en múltiples vistas.</w:t>
+      </w:r>
+    </w:p>
+    <w:p>
+      <w:pPr>
+        <w:rPr>
+          <w:lang w:val="es-ES"/>
+        </w:rPr>
+      </w:pPr>
+      <w:proofErr w:type="spellStart"/>
+      <w:r>
+        <w:rPr>
+          <w:b/>
+          <w:bCs/>
+          <w:lang w:val="es-ES"/>
+        </w:rPr>
+        <w:t>ActividadConRuta</w:t>
+      </w:r>
+      <w:proofErr w:type="spellEnd"/>
+      <w:r>
+        <w:rPr>
+          <w:lang w:val="es-ES"/>
+        </w:rPr>
+        <w:t>,</w:t>
+      </w:r>
+      <w:r>
+        <w:rPr>
+          <w:lang w:val="es-ES"/>
+        </w:rPr>
+        <w:t xml:space="preserve"> es un modelo de composición que agrupa una Actividad con su Ruta asociada</w:t>
+      </w:r>
+      <w:r>
+        <w:rPr>
+          <w:lang w:val="es-ES"/>
+        </w:rPr>
+        <w:t xml:space="preserve">. </w:t>
+      </w:r>
+      <w:r>
+        <w:rPr>
+          <w:lang w:val="es-ES"/>
+        </w:rPr>
+        <w:t xml:space="preserve">Es el objeto que circula por toda la capa de presentación del </w:t>
+      </w:r>
+      <w:proofErr w:type="spellStart"/>
+      <w:r>
+        <w:rPr>
+          <w:lang w:val="es-ES"/>
+        </w:rPr>
+        <w:t>feed</w:t>
+      </w:r>
+      <w:proofErr w:type="spellEnd"/>
+      <w:r>
+        <w:rPr>
+          <w:lang w:val="es-ES"/>
+        </w:rPr>
+        <w:t xml:space="preserve"> social.</w:t>
+      </w:r>
+    </w:p>
+    <w:p>
+      <w:pPr>
+        <w:rPr>
+          <w:lang w:val="es-ES"/>
+        </w:rPr>
+      </w:pPr>
+    </w:p>
+    <w:p>
+      <w:pPr>
+        <w:rPr>
+          <w:lang w:val="es-ES"/>
+        </w:rPr>
+      </w:pPr>
+    </w:p>
+    <w:p>
+      <w:pPr>
+        <w:rPr>
+          <w:b/>
+          <w:bCs/>
+          <w:lang w:val="es-ES"/>
+        </w:rPr>
+      </w:pPr>
+      <w:r>
+        <w:rPr>
+          <w:b/>
+          <w:bCs/>
+          <w:lang w:val="es-ES"/>
+        </w:rPr>
+        <w:t>7.</w:t>
+      </w:r>
+      <w:r>
+        <w:rPr>
+          <w:b/>
+          <w:bCs/>
+          <w:lang w:val="es-ES"/>
+        </w:rPr>
+        <w:t>2</w:t>
+      </w:r>
+      <w:r>
+        <w:rPr>
+          <w:b/>
+          <w:bCs/>
+          <w:lang w:val="es-ES"/>
+        </w:rPr>
+        <w:t xml:space="preserve"> Sistema de navegación</w:t>
+      </w:r>
+    </w:p>
+    <w:p>
+      <w:pPr>
+        <w:rPr>
+          <w:lang w:val="es-ES"/>
+        </w:rPr>
+      </w:pPr>
+      <w:r>
+        <w:rPr>
+          <w:lang w:val="es-ES"/>
+        </w:rPr>
+        <w:t xml:space="preserve">La navegación de </w:t>
+      </w:r>
+      <w:proofErr w:type="spellStart"/>
+      <w:r>
+        <w:rPr>
+          <w:lang w:val="es-ES"/>
+        </w:rPr>
+        <w:t>TrailPack</w:t>
+      </w:r>
+      <w:proofErr w:type="spellEnd"/>
+      <w:r>
+        <w:rPr>
+          <w:lang w:val="es-ES"/>
+        </w:rPr>
+        <w:t xml:space="preserve"> se construye sobre </w:t>
+      </w:r>
+      <w:proofErr w:type="spellStart"/>
+      <w:r>
+        <w:rPr>
+          <w:lang w:val="es-ES"/>
+        </w:rPr>
+        <w:t>Jetpack</w:t>
+      </w:r>
+      <w:proofErr w:type="spellEnd"/>
       <w:r>
         <w:rPr>
           <w:lang w:val="es-ES"/>
@@ -14283,150 +14148,7 @@
         <w:rPr>
           <w:lang w:val="es-ES"/>
         </w:rPr>
-        <w:t>class</w:t>
-      </w:r>
-      <w:proofErr w:type="spellEnd"/>
-      <w:r>
-        <w:rPr>
-          <w:lang w:val="es-ES"/>
-        </w:rPr>
-        <w:t>, eliminando la dependencia de lógica de negocio repetida en múltiples vistas.</w:t>
-      </w:r>
-    </w:p>
-    <w:p>
-      <w:pPr>
-        <w:rPr>
-          <w:lang w:val="es-ES"/>
-        </w:rPr>
-      </w:pPr>
-      <w:proofErr w:type="spellStart"/>
-      <w:r>
-        <w:rPr>
-          <w:b/>
-          <w:bCs/>
-          <w:lang w:val="es-ES"/>
-        </w:rPr>
-        <w:t>ActividadConRuta</w:t>
-      </w:r>
-      <w:proofErr w:type="spellEnd"/>
-      <w:r>
-        <w:rPr>
-          <w:lang w:val="es-ES"/>
-        </w:rPr>
-        <w:t>,</w:t>
-      </w:r>
-      <w:r>
-        <w:rPr>
-          <w:lang w:val="es-ES"/>
-        </w:rPr>
-        <w:t xml:space="preserve"> es un modelo de composición que agrupa una Actividad con su Ruta asociada</w:t>
-      </w:r>
-      <w:r>
-        <w:rPr>
-          <w:lang w:val="es-ES"/>
-        </w:rPr>
-        <w:t xml:space="preserve">. </w:t>
-      </w:r>
-      <w:r>
-        <w:rPr>
-          <w:lang w:val="es-ES"/>
-        </w:rPr>
-        <w:t xml:space="preserve">Es el objeto que circula por toda la capa de presentación del </w:t>
-      </w:r>
-      <w:proofErr w:type="spellStart"/>
-      <w:r>
-        <w:rPr>
-          <w:lang w:val="es-ES"/>
-        </w:rPr>
-        <w:t>feed</w:t>
-      </w:r>
-      <w:proofErr w:type="spellEnd"/>
-      <w:r>
-        <w:rPr>
-          <w:lang w:val="es-ES"/>
-        </w:rPr>
-        <w:t xml:space="preserve"> social.</w:t>
-      </w:r>
-    </w:p>
-    <w:p>
-      <w:pPr>
-        <w:rPr>
-          <w:lang w:val="es-ES"/>
-        </w:rPr>
-      </w:pPr>
-    </w:p>
-    <w:p>
-      <w:pPr>
-        <w:rPr>
-          <w:lang w:val="es-ES"/>
-        </w:rPr>
-      </w:pPr>
-    </w:p>
-    <w:p>
-      <w:pPr>
-        <w:rPr>
-          <w:b/>
-          <w:bCs/>
-          <w:lang w:val="es-ES"/>
-        </w:rPr>
-      </w:pPr>
-      <w:r>
-        <w:rPr>
-          <w:b/>
-          <w:bCs/>
-          <w:lang w:val="es-ES"/>
-        </w:rPr>
-        <w:t>7.</w:t>
-      </w:r>
-      <w:r>
-        <w:rPr>
-          <w:b/>
-          <w:bCs/>
-          <w:lang w:val="es-ES"/>
-        </w:rPr>
-        <w:t>2</w:t>
-      </w:r>
-      <w:r>
-        <w:rPr>
-          <w:b/>
-          <w:bCs/>
-          <w:lang w:val="es-ES"/>
-        </w:rPr>
-        <w:t xml:space="preserve"> Sistema de navegación</w:t>
-      </w:r>
-    </w:p>
-    <w:p>
-      <w:pPr>
-        <w:rPr>
-          <w:lang w:val="es-ES"/>
-        </w:rPr>
-      </w:pPr>
-      <w:r>
-        <w:rPr>
-          <w:lang w:val="es-ES"/>
-        </w:rPr>
-        <w:t xml:space="preserve">La navegación de </w:t>
-      </w:r>
-      <w:proofErr w:type="spellStart"/>
-      <w:r>
-        <w:rPr>
-          <w:lang w:val="es-ES"/>
-        </w:rPr>
-        <w:t>TrailPack</w:t>
-      </w:r>
-      <w:proofErr w:type="spellEnd"/>
-      <w:r>
-        <w:rPr>
-          <w:lang w:val="es-ES"/>
-        </w:rPr>
-        <w:t xml:space="preserve"> se construye sobre </w:t>
-      </w:r>
-      <w:proofErr w:type="spellStart"/>
-      <w:r>
-        <w:rPr>
-          <w:lang w:val="es-ES"/>
-        </w:rPr>
-        <w:t>Jetpack</w:t>
+        <w:t>Navigation</w:t>
       </w:r>
       <w:proofErr w:type="spellEnd"/>
       <w:r>
@@ -14440,20 +14162,6 @@
         <w:rPr>
           <w:lang w:val="es-ES"/>
         </w:rPr>
-        <w:t>Navigation</w:t>
-      </w:r>
-      <w:proofErr w:type="spellEnd"/>
-      <w:r>
-        <w:rPr>
-          <w:lang w:val="es-ES"/>
-        </w:rPr>
-        <w:t xml:space="preserve"> </w:t>
-      </w:r>
-      <w:proofErr w:type="spellStart"/>
-      <w:r>
-        <w:rPr>
-          <w:lang w:val="es-ES"/>
-        </w:rPr>
         <w:t>Compose</w:t>
       </w:r>
       <w:proofErr w:type="spellEnd"/>
@@ -14642,21 +14350,7 @@
         <w:rPr>
           <w:lang w:val="es-ES"/>
         </w:rPr>
-        <w:t xml:space="preserve"> </w:t>
-      </w:r>
-      <w:proofErr w:type="gramStart"/>
-      <w:r>
-        <w:rPr>
-          <w:lang w:val="es-ES"/>
-        </w:rPr>
-        <w:t>principales</w:t>
-      </w:r>
-      <w:proofErr w:type="gramEnd"/>
-      <w:r>
-        <w:rPr>
-          <w:lang w:val="es-ES"/>
-        </w:rPr>
-        <w:t xml:space="preserve"> pero por debajo del flujo de autenticación.</w:t>
+        <w:t xml:space="preserve"> principales pero por debajo del flujo de autenticación.</w:t>
       </w:r>
     </w:p>
     <w:p>
@@ -16951,19 +16645,11 @@
         <w:t xml:space="preserve">El identificador de la aplicación es </w:t>
       </w:r>
       <w:proofErr w:type="spellStart"/>
-      <w:proofErr w:type="gramStart"/>
-      <w:r>
-        <w:rPr>
-          <w:lang w:val="es-ES"/>
-        </w:rPr>
-        <w:t>com.julen</w:t>
-      </w:r>
-      <w:proofErr w:type="gramEnd"/>
-      <w:r>
-        <w:rPr>
-          <w:lang w:val="es-ES"/>
-        </w:rPr>
-        <w:t>.trailpack</w:t>
+      <w:r>
+        <w:rPr>
+          <w:lang w:val="es-ES"/>
+        </w:rPr>
+        <w:t>com.julen.trailpack</w:t>
       </w:r>
       <w:proofErr w:type="spellEnd"/>
       <w:r>
@@ -17168,7 +16854,6 @@
         <w:t xml:space="preserve"> no se incluye en el repositorio de código. Se carga en tiempo de compilación desde el archivo </w:t>
       </w:r>
       <w:proofErr w:type="spellStart"/>
-      <w:proofErr w:type="gramStart"/>
       <w:r>
         <w:rPr>
           <w:lang w:val="es-ES"/>
@@ -17176,19 +16861,11 @@
         <w:t>local.properties</w:t>
       </w:r>
       <w:proofErr w:type="spellEnd"/>
-      <w:proofErr w:type="gramEnd"/>
-      <w:r>
-        <w:rPr>
-          <w:lang w:val="es-ES"/>
-        </w:rPr>
-        <w:t xml:space="preserve">, que queda excluido del control de versiones </w:t>
-      </w:r>
-      <w:proofErr w:type="gramStart"/>
-      <w:r>
-        <w:rPr>
-          <w:lang w:val="es-ES"/>
-        </w:rPr>
-        <w:t>mediante .</w:t>
+      <w:r>
+        <w:rPr>
+          <w:lang w:val="es-ES"/>
+        </w:rPr>
+        <w:t>, que queda excluido del control de versiones mediante .</w:t>
       </w:r>
       <w:proofErr w:type="spellStart"/>
       <w:r>
@@ -17198,7 +16875,6 @@
         <w:t>gitignore</w:t>
       </w:r>
       <w:proofErr w:type="spellEnd"/>
-      <w:proofErr w:type="gramEnd"/>
       <w:r>
         <w:rPr>
           <w:lang w:val="es-ES"/>
@@ -17345,17 +17021,9 @@
         <w:rPr>
           <w:lang w:val="es-ES"/>
         </w:rPr>
-        <w:t>google-</w:t>
-      </w:r>
-      <w:proofErr w:type="gramStart"/>
-      <w:r>
-        <w:rPr>
-          <w:lang w:val="es-ES"/>
-        </w:rPr>
-        <w:t>services.json</w:t>
-      </w:r>
-      <w:proofErr w:type="spellEnd"/>
-      <w:proofErr w:type="gramEnd"/>
+        <w:t>google-services.json</w:t>
+      </w:r>
+      <w:proofErr w:type="spellEnd"/>
       <w:r>
         <w:rPr>
           <w:lang w:val="es-ES"/>
@@ -17391,7 +17059,6 @@
         <w:t xml:space="preserve"> requiere una clave activa configurada en </w:t>
       </w:r>
       <w:proofErr w:type="spellStart"/>
-      <w:proofErr w:type="gramStart"/>
       <w:r>
         <w:rPr>
           <w:lang w:val="es-ES"/>
@@ -17399,7 +17066,6 @@
         <w:t>local.properties</w:t>
       </w:r>
       <w:proofErr w:type="spellEnd"/>
-      <w:proofErr w:type="gramEnd"/>
       <w:r>
         <w:rPr>
           <w:lang w:val="es-ES"/>
@@ -19390,21 +19056,7 @@
         <w:rPr>
           <w:lang w:val="es-ES"/>
         </w:rPr>
-        <w:t xml:space="preserve"> es una tarea de estabilización pendiente antes de cualquier publicación en Google Play. Las reglas actuales permiten lectura y escritura a cualquier usuario autenticado, lo que es suficiente para el </w:t>
-      </w:r>
-      <w:proofErr w:type="gramStart"/>
-      <w:r>
-        <w:rPr>
-          <w:lang w:val="es-ES"/>
-        </w:rPr>
-        <w:t>desarrollo</w:t>
-      </w:r>
-      <w:proofErr w:type="gramEnd"/>
-      <w:r>
-        <w:rPr>
-          <w:lang w:val="es-ES"/>
-        </w:rPr>
-        <w:t xml:space="preserve"> pero insuficiente para producción: deberían restringir cada operación al propietario del documento correspondiente. La integración de </w:t>
+        <w:t xml:space="preserve"> es una tarea de estabilización pendiente antes de cualquier publicación en Google Play. Las reglas actuales permiten lectura y escritura a cualquier usuario autenticado, lo que es suficiente para el desarrollo pero insuficiente para producción: deberían restringir cada operación al propietario del documento correspondiente. La integración de </w:t>
       </w:r>
       <w:proofErr w:type="spellStart"/>
       <w:r>
@@ -25967,6 +25619,7 @@
   <w:style w:type="character" w:default="1" w:styleId="Fuentedeprrafopredeter">
     <w:name w:val="Default Paragraph Font"/>
     <w:uiPriority w:val="1"/>
+    <w:semiHidden/>
     <w:unhideWhenUsed/>
   </w:style>
   <w:style w:type="table" w:default="1" w:styleId="Tablanormal">
@@ -26561,28 +26214,28 @@
 </file>
 
 <file path=customXml/item1.xml><?xml version="1.0" encoding="utf-8"?>
-<b:Sources xmlns:b="http://schemas.openxmlformats.org/officeDocument/2006/bibliography" xmlns="http://schemas.openxmlformats.org/officeDocument/2006/bibliography" SelectedStyle="\APASixthEditionOfficeOnline.xsl" StyleName="APA" Version="6"/>
-</file>
-
-<file path=customXml/item2.xml><?xml version="1.0" encoding="utf-8"?>
 <go:gDocsCustomXmlDataStorage xmlns:go="http://customooxmlschemas.google.com/" xmlns:r="http://schemas.openxmlformats.org/officeDocument/2006/relationships" uri="GoogleDocsCustomDataVersion2">
   <go:docsCustomData xmlns:go="http://customooxmlschemas.google.com/" roundtripDataSignature="AMtx7mjtTp76A7XcfsA3e8mJS6BPWqp4rA==">CgMxLjAyCGguZ2pkZ3hzMgloLjMwajB6bGwyCWguMWZvYjl0ZTIJaC4zem55c2g3MgloLjJldDkycDAyCGgudHlqY3d0MgloLjNkeTZ2a20yCWguMXQzaDVzZjIJaC40ZDM0b2c4MgloLjJzOGV5bzEyCWguMTdkcDh2dTIJaC4zcmRjcmpuMgloLjI2aW4xcmcyCGgubG54Yno5MgloLjM1bmt1bjIyCWguMWtzdjR1djIJaC40NHNpbmlvMgloLjJqeHN4cWgyCGguejMzN3lhMgloLjNqMnFxbTM4AHIhMW5lMFliWWRuQ3k4bG9vUWRRN2RCbXdrWjQzTkRTd0JD</go:docsCustomData>
 </go:gDocsCustomXmlDataStorage>
 </file>
 
-<file path=customXml/itemProps1.xml><?xml version="1.0" encoding="utf-8"?>
-<ds:datastoreItem xmlns:ds="http://schemas.openxmlformats.org/officeDocument/2006/customXml" ds:itemID="{E66D56AF-1747-4E2C-9179-14FD0640A7CF}">
-  <ds:schemaRefs>
-    <ds:schemaRef ds:uri="http://schemas.openxmlformats.org/officeDocument/2006/bibliography"/>
-  </ds:schemaRefs>
-</ds:datastoreItem>
+<file path=customXml/item2.xml><?xml version="1.0" encoding="utf-8"?>
+<b:Sources xmlns:b="http://schemas.openxmlformats.org/officeDocument/2006/bibliography" xmlns="http://schemas.openxmlformats.org/officeDocument/2006/bibliography" SelectedStyle="\APASixthEditionOfficeOnline.xsl" StyleName="APA" Version="6"/>
 </file>
 
-<file path=customXml/itemProps2.xml><?xml version="1.0" encoding="utf-8"?>
+<file path=customXml/itemProps1.xml><?xml version="1.0" encoding="utf-8"?>
 <ds:datastoreItem xmlns:ds="http://schemas.openxmlformats.org/officeDocument/2006/customXml" ds:itemID="{11111111-1234-1234-1234-123412341234}">
   <ds:schemaRefs>
     <ds:schemaRef ds:uri="http://customooxmlschemas.google.com/"/>
     <ds:schemaRef ds:uri="http://schemas.openxmlformats.org/officeDocument/2006/relationships"/>
   </ds:schemaRefs>
 </ds:datastoreItem>
+</file>
+
+<file path=customXml/itemProps2.xml><?xml version="1.0" encoding="utf-8"?>
+<ds:datastoreItem xmlns:ds="http://schemas.openxmlformats.org/officeDocument/2006/customXml" ds:itemID="{E66D56AF-1747-4E2C-9179-14FD0640A7CF}">
+  <ds:schemaRefs>
+    <ds:schemaRef ds:uri="http://schemas.openxmlformats.org/officeDocument/2006/bibliography"/>
+  </ds:schemaRefs>
+</ds:datastoreItem>
 </file>
--- a/meta/TFGDAM_Memoria_TrailPack_JulenTabuyoMurillo.docx
+++ b/meta/TFGDAM_Memoria_TrailPack_JulenTabuyoMurillo.docx
@@ -226,13 +226,13 @@
           <w:noProof/>
         </w:rPr>
         <w:drawing>
-          <wp:anchor distT="114300" distB="114300" distL="114300" distR="114300" simplePos="0" relativeHeight="251658240" behindDoc="0" locked="0" layoutInCell="1" hidden="0" allowOverlap="1" wp14:anchorId="01DFD964" wp14:editId="03A391EC">
+          <wp:anchor distT="114300" distB="114300" distL="114300" distR="114300" simplePos="0" relativeHeight="251658240" behindDoc="0" locked="0" layoutInCell="1" hidden="0" allowOverlap="1" wp14:anchorId="01DFD964" wp14:editId="6BCB325A">
             <wp:simplePos x="0" y="0"/>
-            <wp:positionH relativeFrom="column">
-              <wp:posOffset>-996784</wp:posOffset>
+            <wp:positionH relativeFrom="page">
+              <wp:align>left</wp:align>
             </wp:positionH>
             <wp:positionV relativeFrom="paragraph">
-              <wp:posOffset>175915</wp:posOffset>
+              <wp:posOffset>328295</wp:posOffset>
             </wp:positionV>
             <wp:extent cx="7720013" cy="5076825"/>
             <wp:effectExtent l="0" t="0" r="0" b="0"/>
@@ -2340,13 +2340,27 @@
         <w:rPr>
           <w:lang w:val="es-ES"/>
         </w:rPr>
-        <w:t xml:space="preserve"> dando la herramienta a </w:t>
-      </w:r>
-      <w:r>
-        <w:rPr>
-          <w:lang w:val="es-ES"/>
-        </w:rPr>
-        <w:t xml:space="preserve"> clubes de montaña, guías, empresas de actividades al aire libre </w:t>
+        <w:t xml:space="preserve"> dando la herramienta </w:t>
+      </w:r>
+      <w:proofErr w:type="gramStart"/>
+      <w:r>
+        <w:rPr>
+          <w:lang w:val="es-ES"/>
+        </w:rPr>
+        <w:t xml:space="preserve">a </w:t>
+      </w:r>
+      <w:r>
+        <w:rPr>
+          <w:lang w:val="es-ES"/>
+        </w:rPr>
+        <w:t xml:space="preserve"> clubes</w:t>
+      </w:r>
+      <w:proofErr w:type="gramEnd"/>
+      <w:r>
+        <w:rPr>
+          <w:lang w:val="es-ES"/>
+        </w:rPr>
+        <w:t xml:space="preserve"> de montaña, guías, empresas de actividades al aire libre </w:t>
       </w:r>
       <w:r>
         <w:rPr>
@@ -6014,7 +6028,21 @@
         <w:rPr>
           <w:lang w:val="es-ES"/>
         </w:rPr>
-        <w:t xml:space="preserve"> tiene el propósito correcto pero te obliga a llevar dos aplicaciones abiertas al mismo tiempo, una para la parte social y otra para la navegación, lo que es incómodo y gasta más batería en sitios donde precisamente la batería importa mucho.</w:t>
+        <w:t xml:space="preserve"> tiene el propósito </w:t>
+      </w:r>
+      <w:proofErr w:type="gramStart"/>
+      <w:r>
+        <w:rPr>
+          <w:lang w:val="es-ES"/>
+        </w:rPr>
+        <w:t>correcto</w:t>
+      </w:r>
+      <w:proofErr w:type="gramEnd"/>
+      <w:r>
+        <w:rPr>
+          <w:lang w:val="es-ES"/>
+        </w:rPr>
+        <w:t xml:space="preserve"> pero te obliga a llevar dos aplicaciones abiertas al mismo tiempo, una para la parte social y otra para la navegación, lo que es incómodo y gasta más batería en sitios donde precisamente la batería importa mucho.</w:t>
       </w:r>
     </w:p>
     <w:p>
@@ -6213,7 +6241,21 @@
           <w:lang w:val="es-ES"/>
         </w:rPr>
         <w:lastRenderedPageBreak/>
-        <w:t>cohesión de grupo que se desarrolla a lo largo de las sesiones, y la expansión de la red social más allá del propio grupo. Dicho de otro modo: la gente no solo mejoraba mientras caminaba sino que empezaba a verse fuera de las salidas.</w:t>
+        <w:t xml:space="preserve">cohesión de grupo que se desarrolla a lo largo de las sesiones, y la expansión de la red social más allá del propio grupo. Dicho de otro modo: la gente no solo mejoraba mientras </w:t>
+      </w:r>
+      <w:proofErr w:type="gramStart"/>
+      <w:r>
+        <w:rPr>
+          <w:lang w:val="es-ES"/>
+        </w:rPr>
+        <w:t>caminaba</w:t>
+      </w:r>
+      <w:proofErr w:type="gramEnd"/>
+      <w:r>
+        <w:rPr>
+          <w:lang w:val="es-ES"/>
+        </w:rPr>
+        <w:t xml:space="preserve"> sino que empezaba a verse fuera de las salidas.</w:t>
       </w:r>
     </w:p>
     <w:p>
@@ -6285,7 +6327,21 @@
         <w:rPr>
           <w:lang w:val="es-ES"/>
         </w:rPr>
-        <w:t xml:space="preserve"> que más tiene que ver con todo esto es el sistema de niveles de experiencia visible en el perfil de cada usuario. La motivación no es puramente estética ni de gamificación, aunque tenga ese efecto secundario. La literatura técnica sobre deportes de montaña señala que la heterogeneidad del grupo es uno de los factores de riesgo más frecuentes en incidentes en montaña: un participante con un nivel físico o técnico muy inferior al del grupo no solo disfruta menos sino que puede generar situaciones de riesgo real para todos, porque la fatiga extrema en terreno abierto tiene consecuencias que en una ciudad no tendría. Una investigación de la Universidad de Almería de 2023 que analizó el efecto de distintas actividades deportivas, incluyendo senderismo, en personas con trastorno mental grave concluyó que la homogeneidad del grupo y la adecuación de la actividad al nivel de los participantes eran factores determinantes tanto para el bienestar emocional como para la adherencia a largo plazo.</w:t>
+        <w:t xml:space="preserve"> que más tiene que ver con todo esto es el sistema de niveles de experiencia visible en el perfil de cada usuario. La motivación no es puramente estética ni de gamificación, aunque tenga ese efecto secundario. La literatura técnica sobre deportes de montaña señala que la heterogeneidad del grupo es uno de los factores de riesgo más frecuentes en incidentes en montaña: un participante con un nivel físico o técnico muy inferior al del grupo no solo disfruta </w:t>
+      </w:r>
+      <w:proofErr w:type="gramStart"/>
+      <w:r>
+        <w:rPr>
+          <w:lang w:val="es-ES"/>
+        </w:rPr>
+        <w:t>menos</w:t>
+      </w:r>
+      <w:proofErr w:type="gramEnd"/>
+      <w:r>
+        <w:rPr>
+          <w:lang w:val="es-ES"/>
+        </w:rPr>
+        <w:t xml:space="preserve"> sino que puede generar situaciones de riesgo real para todos, porque la fatiga extrema en terreno abierto tiene consecuencias que en una ciudad no tendría. Una investigación de la Universidad de Almería de 2023 que analizó el efecto de distintas actividades deportivas, incluyendo senderismo, en personas con trastorno mental grave concluyó que la homogeneidad del grupo y la adecuación de la actividad al nivel de los participantes eran factores determinantes tanto para el bienestar emocional como para la adherencia a largo plazo.</w:t>
       </w:r>
     </w:p>
     <w:p>
@@ -7133,7 +7189,21 @@
         <w:rPr>
           <w:lang w:val="es-ES"/>
         </w:rPr>
-        <w:t xml:space="preserve"> fue estructural y en cierto modo la más importante aunque sea la que menos se ve: el </w:t>
+        <w:t xml:space="preserve"> fue estructural y en cierto modo la más </w:t>
+      </w:r>
+      <w:proofErr w:type="gramStart"/>
+      <w:r>
+        <w:rPr>
+          <w:lang w:val="es-ES"/>
+        </w:rPr>
+        <w:t>importante</w:t>
+      </w:r>
+      <w:proofErr w:type="gramEnd"/>
+      <w:r>
+        <w:rPr>
+          <w:lang w:val="es-ES"/>
+        </w:rPr>
+        <w:t xml:space="preserve"> aunque sea la que menos se ve: el </w:t>
       </w:r>
       <w:proofErr w:type="spellStart"/>
       <w:r>
@@ -8483,7 +8553,21 @@
         <w:rPr>
           <w:lang w:val="es-ES"/>
         </w:rPr>
-        <w:t xml:space="preserve"> mediante SPARQL para obtener los dieciséis parques nacionales de España con sus coordenadas, superficie, comunidad autónoma y fotos desde Wikimedia Commons. El segundo consulta la API </w:t>
+        <w:t xml:space="preserve"> mediante SPARQL para obtener los dieciséis parques nacionales de España con sus coordenadas, superficie, comunidad autónoma y fotos desde Wikimedia Commons. El </w:t>
+      </w:r>
+      <w:proofErr w:type="gramStart"/>
+      <w:r>
+        <w:rPr>
+          <w:lang w:val="es-ES"/>
+        </w:rPr>
+        <w:t>segundo consulta</w:t>
+      </w:r>
+      <w:proofErr w:type="gramEnd"/>
+      <w:r>
+        <w:rPr>
+          <w:lang w:val="es-ES"/>
+        </w:rPr>
+        <w:t xml:space="preserve"> la API </w:t>
       </w:r>
       <w:proofErr w:type="spellStart"/>
       <w:r>
@@ -8659,7 +8743,21 @@
         <w:rPr>
           <w:lang w:val="es-ES"/>
         </w:rPr>
-        <w:t xml:space="preserve"> se usó para diseñar los flujos de pantallas antes de implementar cada módulo, sin llegar a prototipos detallados pero con suficiente claridad para no construir algo y tener que rehacerlo.</w:t>
+        <w:t xml:space="preserve"> se usó para diseñar los flujos de pantallas antes de implementar cada módulo, sin llegar a prototipos </w:t>
+      </w:r>
+      <w:proofErr w:type="gramStart"/>
+      <w:r>
+        <w:rPr>
+          <w:lang w:val="es-ES"/>
+        </w:rPr>
+        <w:t>detallados</w:t>
+      </w:r>
+      <w:proofErr w:type="gramEnd"/>
+      <w:r>
+        <w:rPr>
+          <w:lang w:val="es-ES"/>
+        </w:rPr>
+        <w:t xml:space="preserve"> pero con suficiente claridad para no construir algo y tener que rehacerlo.</w:t>
       </w:r>
     </w:p>
     <w:p>
@@ -12358,7 +12456,35 @@
         <w:rPr>
           <w:lang w:val="es-ES"/>
         </w:rPr>
-        <w:t xml:space="preserve"> y las operaciones que afectan a toda la aplicación. LosViewModels(MapaViewModel,ActividadesViewModel,DetalleActividadViewModel,PerfilPublicoViewModel) gestionan el estado de sus pantallas respectivas, llaman a los repositorios correspondientes y exponen los datos como estados observables que la interfaz consume de forma reactiva.</w:t>
+        <w:t xml:space="preserve"> y las operaciones que afectan a toda la aplicación. </w:t>
+      </w:r>
+      <w:proofErr w:type="gramStart"/>
+      <w:r>
+        <w:rPr>
+          <w:lang w:val="es-ES"/>
+        </w:rPr>
+        <w:t>LosViewModels(MapaViewModel,ActividadesViewModel</w:t>
+      </w:r>
+      <w:proofErr w:type="gramEnd"/>
+      <w:r>
+        <w:rPr>
+          <w:lang w:val="es-ES"/>
+        </w:rPr>
+        <w:t>,</w:t>
+      </w:r>
+      <w:proofErr w:type="gramStart"/>
+      <w:r>
+        <w:rPr>
+          <w:lang w:val="es-ES"/>
+        </w:rPr>
+        <w:t>DetalleActividadViewModel,PerfilPublicoViewModel</w:t>
+      </w:r>
+      <w:proofErr w:type="gramEnd"/>
+      <w:r>
+        <w:rPr>
+          <w:lang w:val="es-ES"/>
+        </w:rPr>
+        <w:t>) gestionan el estado de sus pantallas respectivas, llaman a los repositorios correspondientes y exponen los datos como estados observables que la interfaz consume de forma reactiva.</w:t>
       </w:r>
     </w:p>
     <w:p>
@@ -12468,7 +12594,21 @@
         <w:rPr>
           <w:lang w:val="es-ES"/>
         </w:rPr>
-        <w:t>A continuación se adjuntan los diferentes diagramas de clases creados, para la correcta visualización de las conexiones entre clases en el sistema:</w:t>
+        <w:t xml:space="preserve">A </w:t>
+      </w:r>
+      <w:proofErr w:type="gramStart"/>
+      <w:r>
+        <w:rPr>
+          <w:lang w:val="es-ES"/>
+        </w:rPr>
+        <w:t>continuación</w:t>
+      </w:r>
+      <w:proofErr w:type="gramEnd"/>
+      <w:r>
+        <w:rPr>
+          <w:lang w:val="es-ES"/>
+        </w:rPr>
+        <w:t xml:space="preserve"> se adjuntan los diferentes diagramas de clases creados, para la correcta visualización de las conexiones entre clases en el sistema:</w:t>
       </w:r>
     </w:p>
     <w:p>
@@ -13589,9 +13729,17 @@
         <w:rPr>
           <w:lang w:val="es-ES"/>
         </w:rPr>
-        <w:t>, almacena los datos de perfil(</w:t>
-      </w:r>
-      <w:proofErr w:type="spellStart"/>
+        <w:t xml:space="preserve">, almacena los datos de </w:t>
+      </w:r>
+      <w:proofErr w:type="gramStart"/>
+      <w:r>
+        <w:rPr>
+          <w:lang w:val="es-ES"/>
+        </w:rPr>
+        <w:t>perfil(</w:t>
+      </w:r>
+      <w:proofErr w:type="spellStart"/>
+      <w:proofErr w:type="gramEnd"/>
       <w:r>
         <w:rPr>
           <w:lang w:val="es-ES"/>
@@ -13676,11 +13824,19 @@
         <w:t>) con sus respectivos contadores (</w:t>
       </w:r>
       <w:proofErr w:type="spellStart"/>
-      <w:r>
-        <w:rPr>
-          <w:lang w:val="es-ES"/>
-        </w:rPr>
-        <w:t>seguidorescount,siguiendocount,amigoscount</w:t>
+      <w:proofErr w:type="gramStart"/>
+      <w:r>
+        <w:rPr>
+          <w:lang w:val="es-ES"/>
+        </w:rPr>
+        <w:t>seguidorescount,siguiendocount</w:t>
+      </w:r>
+      <w:proofErr w:type="gramEnd"/>
+      <w:r>
+        <w:rPr>
+          <w:lang w:val="es-ES"/>
+        </w:rPr>
+        <w:t>,amigoscount</w:t>
       </w:r>
       <w:proofErr w:type="spellEnd"/>
       <w:r>
@@ -13921,6 +14077,7 @@
         <w:t xml:space="preserve"> representa un evento de senderismo creado por un usuario. Contiene el identificador de la ruta asociada, el identificador del creador, la lista de participantes, la fecha y hora de salida almacenadas como Long en milisegundos, el punto de encuentro y el número máximo de participantes. El método </w:t>
       </w:r>
       <w:proofErr w:type="spellStart"/>
+      <w:proofErr w:type="gramStart"/>
       <w:r>
         <w:rPr>
           <w:lang w:val="es-ES"/>
@@ -13932,7 +14089,14 @@
         <w:rPr>
           <w:lang w:val="es-ES"/>
         </w:rPr>
-        <w:t xml:space="preserve">() encapsula la lógica de comparación </w:t>
+        <w:t>(</w:t>
+      </w:r>
+      <w:proofErr w:type="gramEnd"/>
+      <w:r>
+        <w:rPr>
+          <w:lang w:val="es-ES"/>
+        </w:rPr>
+        <w:t xml:space="preserve">) encapsula la lógica de comparación </w:t>
       </w:r>
       <w:proofErr w:type="spellStart"/>
       <w:r>
@@ -13974,6 +14138,7 @@
         </w:rPr>
         <w:t xml:space="preserve"> </w:t>
       </w:r>
+      <w:proofErr w:type="gramStart"/>
       <w:r>
         <w:rPr>
           <w:lang w:val="es-ES"/>
@@ -13984,7 +14149,14 @@
         <w:rPr>
           <w:lang w:val="es-ES"/>
         </w:rPr>
-        <w:t xml:space="preserve">data </w:t>
+        <w:t>data</w:t>
+      </w:r>
+      <w:proofErr w:type="gramEnd"/>
+      <w:r>
+        <w:rPr>
+          <w:lang w:val="es-ES"/>
+        </w:rPr>
+        <w:t xml:space="preserve"> </w:t>
       </w:r>
       <w:proofErr w:type="spellStart"/>
       <w:r>
@@ -14350,7 +14522,21 @@
         <w:rPr>
           <w:lang w:val="es-ES"/>
         </w:rPr>
-        <w:t xml:space="preserve"> principales pero por debajo del flujo de autenticación.</w:t>
+        <w:t xml:space="preserve"> </w:t>
+      </w:r>
+      <w:proofErr w:type="gramStart"/>
+      <w:r>
+        <w:rPr>
+          <w:lang w:val="es-ES"/>
+        </w:rPr>
+        <w:t>principales</w:t>
+      </w:r>
+      <w:proofErr w:type="gramEnd"/>
+      <w:r>
+        <w:rPr>
+          <w:lang w:val="es-ES"/>
+        </w:rPr>
+        <w:t xml:space="preserve"> pero por debajo del flujo de autenticación.</w:t>
       </w:r>
     </w:p>
     <w:p>
@@ -16645,11 +16831,19 @@
         <w:t xml:space="preserve">El identificador de la aplicación es </w:t>
       </w:r>
       <w:proofErr w:type="spellStart"/>
-      <w:r>
-        <w:rPr>
-          <w:lang w:val="es-ES"/>
-        </w:rPr>
-        <w:t>com.julen.trailpack</w:t>
+      <w:proofErr w:type="gramStart"/>
+      <w:r>
+        <w:rPr>
+          <w:lang w:val="es-ES"/>
+        </w:rPr>
+        <w:t>com.julen</w:t>
+      </w:r>
+      <w:proofErr w:type="gramEnd"/>
+      <w:r>
+        <w:rPr>
+          <w:lang w:val="es-ES"/>
+        </w:rPr>
+        <w:t>.trailpack</w:t>
       </w:r>
       <w:proofErr w:type="spellEnd"/>
       <w:r>
@@ -16854,6 +17048,7 @@
         <w:t xml:space="preserve"> no se incluye en el repositorio de código. Se carga en tiempo de compilación desde el archivo </w:t>
       </w:r>
       <w:proofErr w:type="spellStart"/>
+      <w:proofErr w:type="gramStart"/>
       <w:r>
         <w:rPr>
           <w:lang w:val="es-ES"/>
@@ -16861,11 +17056,19 @@
         <w:t>local.properties</w:t>
       </w:r>
       <w:proofErr w:type="spellEnd"/>
-      <w:r>
-        <w:rPr>
-          <w:lang w:val="es-ES"/>
-        </w:rPr>
-        <w:t>, que queda excluido del control de versiones mediante .</w:t>
+      <w:proofErr w:type="gramEnd"/>
+      <w:r>
+        <w:rPr>
+          <w:lang w:val="es-ES"/>
+        </w:rPr>
+        <w:t xml:space="preserve">, que queda excluido del control de versiones </w:t>
+      </w:r>
+      <w:proofErr w:type="gramStart"/>
+      <w:r>
+        <w:rPr>
+          <w:lang w:val="es-ES"/>
+        </w:rPr>
+        <w:t>mediante .</w:t>
       </w:r>
       <w:proofErr w:type="spellStart"/>
       <w:r>
@@ -16875,6 +17078,7 @@
         <w:t>gitignore</w:t>
       </w:r>
       <w:proofErr w:type="spellEnd"/>
+      <w:proofErr w:type="gramEnd"/>
       <w:r>
         <w:rPr>
           <w:lang w:val="es-ES"/>
@@ -17021,9 +17225,17 @@
         <w:rPr>
           <w:lang w:val="es-ES"/>
         </w:rPr>
-        <w:t>google-services.json</w:t>
-      </w:r>
-      <w:proofErr w:type="spellEnd"/>
+        <w:t>google-</w:t>
+      </w:r>
+      <w:proofErr w:type="gramStart"/>
+      <w:r>
+        <w:rPr>
+          <w:lang w:val="es-ES"/>
+        </w:rPr>
+        <w:t>services.json</w:t>
+      </w:r>
+      <w:proofErr w:type="spellEnd"/>
+      <w:proofErr w:type="gramEnd"/>
       <w:r>
         <w:rPr>
           <w:lang w:val="es-ES"/>
@@ -17059,6 +17271,7 @@
         <w:t xml:space="preserve"> requiere una clave activa configurada en </w:t>
       </w:r>
       <w:proofErr w:type="spellStart"/>
+      <w:proofErr w:type="gramStart"/>
       <w:r>
         <w:rPr>
           <w:lang w:val="es-ES"/>
@@ -17066,6 +17279,7 @@
         <w:t>local.properties</w:t>
       </w:r>
       <w:proofErr w:type="spellEnd"/>
+      <w:proofErr w:type="gramEnd"/>
       <w:r>
         <w:rPr>
           <w:lang w:val="es-ES"/>
@@ -19056,7 +19270,21 @@
         <w:rPr>
           <w:lang w:val="es-ES"/>
         </w:rPr>
-        <w:t xml:space="preserve"> es una tarea de estabilización pendiente antes de cualquier publicación en Google Play. Las reglas actuales permiten lectura y escritura a cualquier usuario autenticado, lo que es suficiente para el desarrollo pero insuficiente para producción: deberían restringir cada operación al propietario del documento correspondiente. La integración de </w:t>
+        <w:t xml:space="preserve"> es una tarea de estabilización pendiente antes de cualquier publicación en Google Play. Las reglas actuales permiten lectura y escritura a cualquier usuario autenticado, lo que es suficiente para el </w:t>
+      </w:r>
+      <w:proofErr w:type="gramStart"/>
+      <w:r>
+        <w:rPr>
+          <w:lang w:val="es-ES"/>
+        </w:rPr>
+        <w:t>desarrollo</w:t>
+      </w:r>
+      <w:proofErr w:type="gramEnd"/>
+      <w:r>
+        <w:rPr>
+          <w:lang w:val="es-ES"/>
+        </w:rPr>
+        <w:t xml:space="preserve"> pero insuficiente para producción: deberían restringir cada operación al propietario del documento correspondiente. La integración de </w:t>
       </w:r>
       <w:proofErr w:type="spellStart"/>
       <w:r>
@@ -21845,60 +22073,22 @@
         <w:t>, sin posibilidad de volver atrás con el botón de retorno del sistema operativo.</w:t>
       </w:r>
     </w:p>
-    <w:p/>
-    <w:p/>
-    <w:p>
-      <w:pPr>
-        <w:rPr>
-          <w:highlight w:val="white"/>
-          <w:vertAlign w:val="subscript"/>
-        </w:rPr>
-      </w:pPr>
-    </w:p>
-    <w:p>
-      <w:pPr>
-        <w:rPr>
-          <w:highlight w:val="white"/>
-          <w:vertAlign w:val="subscript"/>
-        </w:rPr>
-      </w:pPr>
-    </w:p>
-    <w:p>
-      <w:pPr>
-        <w:rPr>
-          <w:highlight w:val="white"/>
-          <w:vertAlign w:val="subscript"/>
-        </w:rPr>
-      </w:pPr>
-      <w:bookmarkStart w:id="18" w:name="_heading=h.z337ya" w:colFirst="0" w:colLast="0"/>
-      <w:bookmarkEnd w:id="18"/>
-    </w:p>
-    <w:p>
-      <w:bookmarkStart w:id="19" w:name="_heading=h.3j2qqm3" w:colFirst="0" w:colLast="0"/>
-      <w:bookmarkEnd w:id="19"/>
-    </w:p>
-    <w:p>
-      <w:pPr>
-        <w:jc w:val="center"/>
-        <w:rPr>
-          <w:highlight w:val="white"/>
-        </w:rPr>
-      </w:pPr>
+    <w:p>
       <w:r>
         <w:rPr>
           <w:noProof/>
         </w:rPr>
         <w:drawing>
-          <wp:anchor distT="114300" distB="114300" distL="114300" distR="114300" simplePos="0" relativeHeight="251659264" behindDoc="0" locked="0" layoutInCell="1" hidden="0" allowOverlap="1" wp14:anchorId="3521ADE1" wp14:editId="68186279">
+          <wp:anchor distT="114300" distB="114300" distL="114300" distR="114300" simplePos="0" relativeHeight="251659264" behindDoc="0" locked="0" layoutInCell="1" hidden="0" allowOverlap="1" wp14:anchorId="3521ADE1" wp14:editId="1BAF9E18">
             <wp:simplePos x="0" y="0"/>
-            <wp:positionH relativeFrom="column">
-              <wp:posOffset>-968171</wp:posOffset>
+            <wp:positionH relativeFrom="page">
+              <wp:align>left</wp:align>
             </wp:positionH>
             <wp:positionV relativeFrom="paragraph">
-              <wp:posOffset>2587625</wp:posOffset>
+              <wp:posOffset>13611</wp:posOffset>
             </wp:positionV>
             <wp:extent cx="7614285" cy="5074207"/>
-            <wp:effectExtent l="0" t="0" r="0" b="0"/>
+            <wp:effectExtent l="0" t="0" r="5715" b="0"/>
             <wp:wrapNone/>
             <wp:docPr id="7" name="image1.jpg"/>
             <wp:cNvGraphicFramePr/>
@@ -21933,9 +22123,49 @@
         </w:drawing>
       </w:r>
     </w:p>
+    <w:p/>
+    <w:p>
+      <w:pPr>
+        <w:rPr>
+          <w:highlight w:val="white"/>
+          <w:vertAlign w:val="subscript"/>
+        </w:rPr>
+      </w:pPr>
+    </w:p>
+    <w:p>
+      <w:pPr>
+        <w:rPr>
+          <w:highlight w:val="white"/>
+          <w:vertAlign w:val="subscript"/>
+        </w:rPr>
+      </w:pPr>
+    </w:p>
+    <w:p>
+      <w:pPr>
+        <w:rPr>
+          <w:highlight w:val="white"/>
+          <w:vertAlign w:val="subscript"/>
+        </w:rPr>
+      </w:pPr>
+      <w:bookmarkStart w:id="18" w:name="_heading=h.z337ya" w:colFirst="0" w:colLast="0"/>
+      <w:bookmarkEnd w:id="18"/>
+    </w:p>
+    <w:p>
+      <w:bookmarkStart w:id="19" w:name="_heading=h.3j2qqm3" w:colFirst="0" w:colLast="0"/>
+      <w:bookmarkEnd w:id="19"/>
+    </w:p>
+    <w:p>
+      <w:pPr>
+        <w:jc w:val="center"/>
+        <w:rPr>
+          <w:highlight w:val="white"/>
+        </w:rPr>
+      </w:pPr>
+    </w:p>
     <w:sectPr>
       <w:headerReference w:type="default" r:id="rId52"/>
-      <w:headerReference w:type="first" r:id="rId53"/>
+      <w:footerReference w:type="default" r:id="rId53"/>
+      <w:headerReference w:type="first" r:id="rId54"/>
       <w:pgSz w:w="11909" w:h="16834"/>
       <w:pgMar w:top="1440" w:right="1440" w:bottom="1440" w:left="1440" w:header="720" w:footer="0" w:gutter="0"/>
       <w:pgNumType w:start="1"/>
@@ -21969,6 +22199,116 @@
     </w:p>
   </w:endnote>
 </w:endnotes>
+</file>
+
+<file path=word/footer1.xml><?xml version="1.0" encoding="utf-8"?>
+<w:ftr xmlns:wpc="http://schemas.microsoft.com/office/word/2010/wordprocessingCanvas" xmlns:cx="http://schemas.microsoft.com/office/drawing/2014/chartex" xmlns:cx1="http://schemas.microsoft.com/office/drawing/2015/9/8/chartex" xmlns:cx2="http://schemas.microsoft.com/office/drawing/2015/10/21/chartex" xmlns:cx3="http://schemas.microsoft.com/office/drawing/2016/5/9/chartex" xmlns:cx4="http://schemas.microsoft.com/office/drawing/2016/5/10/chartex" xmlns:cx5="http://schemas.microsoft.com/office/drawing/2016/5/11/chartex" xmlns:cx6="http://schemas.microsoft.com/office/drawing/2016/5/12/chartex" xmlns:cx7="http://schemas.microsoft.com/office/drawing/2016/5/13/chartex" xmlns:cx8="http://schemas.microsoft.com/office/drawing/2016/5/14/chartex" xmlns:mc="http://schemas.openxmlformats.org/markup-compatibility/2006" xmlns:aink="http://schemas.microsoft.com/office/drawing/2016/ink" xmlns:am3d="http://schemas.microsoft.com/office/drawing/2017/model3d" xmlns:o="urn:schemas-microsoft-com:office:office" xmlns:oel="http://schemas.microsoft.com/office/2019/extlst" xmlns:r="http://schemas.openxmlformats.org/officeDocument/2006/relationships" xmlns:m="http://schemas.openxmlformats.org/officeDocument/2006/math" xmlns:v="urn:schemas-microsoft-com:vml" xmlns:wp14="http://schemas.microsoft.com/office/word/2010/wordprocessingDrawing" xmlns:wp="http://schemas.openxmlformats.org/drawingml/2006/wordprocessingDrawing" xmlns:w10="urn:schemas-microsoft-com:office:word" xmlns:w="http://schemas.openxmlformats.org/wordprocessingml/2006/main" xmlns:w14="http://schemas.microsoft.com/office/word/2010/wordml" xmlns:w15="http://schemas.microsoft.com/office/word/2012/wordml" xmlns:w16cex="http://schemas.microsoft.com/office/word/2018/wordml/cex" xmlns:w16cid="http://schemas.microsoft.com/office/word/2016/wordml/cid" xmlns:w16="http://schemas.microsoft.com/office/word/2018/wordml" xmlns:w16du="http://schemas.microsoft.com/office/word/2023/wordml/word16du" xmlns:w16sdtdh="http://schemas.microsoft.com/office/word/2020/wordml/sdtdatahash" xmlns:w16sdtfl="http://schemas.microsoft.com/office/word/2024/wordml/sdtformatlock" xmlns:w16se="http://schemas.microsoft.com/office/word/2015/wordml/symex" xmlns:wpg="http://schemas.microsoft.com/office/word/2010/wordprocessingGroup" xmlns:wpi="http://schemas.microsoft.com/office/word/2010/wordprocessingInk" xmlns:wne="http://schemas.microsoft.com/office/word/2006/wordml" xmlns:wps="http://schemas.microsoft.com/office/word/2010/wordprocessingShape" mc:Ignorable="w14 w15 w16se w16cid w16 w16cex w16sdtdh w16sdtfl w16du wp14">
+  <w:sdt>
+    <w:sdtPr>
+      <w:rPr>
+        <w:rFonts w:asciiTheme="majorHAnsi" w:eastAsiaTheme="majorEastAsia" w:hAnsiTheme="majorHAnsi" w:cstheme="majorBidi"/>
+        <w:sz w:val="28"/>
+        <w:szCs w:val="28"/>
+        <w:lang w:val="es-ES"/>
+      </w:rPr>
+      <w:id w:val="1252773962"/>
+      <w:docPartObj>
+        <w:docPartGallery w:val="Page Numbers (Bottom of Page)"/>
+        <w:docPartUnique/>
+      </w:docPartObj>
+    </w:sdtPr>
+    <w:sdtEndPr>
+      <w:rPr>
+        <w:lang w:val="es"/>
+      </w:rPr>
+    </w:sdtEndPr>
+    <w:sdtContent>
+      <w:p>
+        <w:pPr>
+          <w:pStyle w:val="Piedepgina"/>
+          <w:jc w:val="right"/>
+          <w:rPr>
+            <w:rFonts w:asciiTheme="majorHAnsi" w:eastAsiaTheme="majorEastAsia" w:hAnsiTheme="majorHAnsi" w:cstheme="majorBidi"/>
+            <w:sz w:val="28"/>
+            <w:szCs w:val="28"/>
+            <w:lang w:val="es-ES"/>
+          </w:rPr>
+        </w:pPr>
+      </w:p>
+      <w:p>
+        <w:pPr>
+          <w:pStyle w:val="Piedepgina"/>
+          <w:jc w:val="right"/>
+          <w:rPr>
+            <w:rFonts w:asciiTheme="majorHAnsi" w:eastAsiaTheme="majorEastAsia" w:hAnsiTheme="majorHAnsi" w:cstheme="majorBidi"/>
+            <w:sz w:val="28"/>
+            <w:szCs w:val="28"/>
+            <w:lang w:val="es-ES"/>
+          </w:rPr>
+        </w:pPr>
+      </w:p>
+      <w:p>
+        <w:pPr>
+          <w:pStyle w:val="Piedepgina"/>
+          <w:jc w:val="right"/>
+          <w:rPr>
+            <w:rFonts w:asciiTheme="majorHAnsi" w:eastAsiaTheme="majorEastAsia" w:hAnsiTheme="majorHAnsi" w:cstheme="majorBidi"/>
+            <w:sz w:val="28"/>
+            <w:szCs w:val="28"/>
+          </w:rPr>
+        </w:pPr>
+        <w:r>
+          <w:rPr>
+            <w:rFonts w:asciiTheme="majorHAnsi" w:eastAsiaTheme="majorEastAsia" w:hAnsiTheme="majorHAnsi" w:cstheme="majorBidi"/>
+            <w:sz w:val="28"/>
+            <w:szCs w:val="28"/>
+            <w:lang w:val="es-ES"/>
+          </w:rPr>
+          <w:t xml:space="preserve">pág. </w:t>
+        </w:r>
+        <w:r>
+          <w:rPr>
+            <w:rFonts w:asciiTheme="minorHAnsi" w:eastAsiaTheme="minorEastAsia" w:hAnsiTheme="minorHAnsi" w:cs="Times New Roman"/>
+            <w:szCs w:val="22"/>
+          </w:rPr>
+          <w:fldChar w:fldCharType="begin"/>
+        </w:r>
+        <w:r>
+          <w:instrText>PAGE    \* MERGEFORMAT</w:instrText>
+        </w:r>
+        <w:r>
+          <w:rPr>
+            <w:rFonts w:asciiTheme="minorHAnsi" w:eastAsiaTheme="minorEastAsia" w:hAnsiTheme="minorHAnsi" w:cs="Times New Roman"/>
+            <w:szCs w:val="22"/>
+          </w:rPr>
+          <w:fldChar w:fldCharType="separate"/>
+        </w:r>
+        <w:r>
+          <w:rPr>
+            <w:rFonts w:asciiTheme="majorHAnsi" w:eastAsiaTheme="majorEastAsia" w:hAnsiTheme="majorHAnsi" w:cstheme="majorBidi"/>
+            <w:sz w:val="28"/>
+            <w:szCs w:val="28"/>
+            <w:lang w:val="es-ES"/>
+          </w:rPr>
+          <w:t>2</w:t>
+        </w:r>
+        <w:r>
+          <w:rPr>
+            <w:rFonts w:asciiTheme="majorHAnsi" w:eastAsiaTheme="majorEastAsia" w:hAnsiTheme="majorHAnsi" w:cstheme="majorBidi"/>
+            <w:sz w:val="28"/>
+            <w:szCs w:val="28"/>
+          </w:rPr>
+          <w:fldChar w:fldCharType="end"/>
+        </w:r>
+      </w:p>
+    </w:sdtContent>
+  </w:sdt>
+  <w:p>
+    <w:pPr>
+      <w:pStyle w:val="Piedepgina"/>
+    </w:pPr>
+  </w:p>
+</w:ftr>
 </file>
 
 <file path=word/footnotes.xml><?xml version="1.0" encoding="utf-8"?>
@@ -26214,28 +26554,28 @@
 </file>
 
 <file path=customXml/item1.xml><?xml version="1.0" encoding="utf-8"?>
+<b:Sources xmlns:b="http://schemas.openxmlformats.org/officeDocument/2006/bibliography" xmlns="http://schemas.openxmlformats.org/officeDocument/2006/bibliography" SelectedStyle="\APASixthEditionOfficeOnline.xsl" StyleName="APA" Version="6"/>
+</file>
+
+<file path=customXml/item2.xml><?xml version="1.0" encoding="utf-8"?>
 <go:gDocsCustomXmlDataStorage xmlns:go="http://customooxmlschemas.google.com/" xmlns:r="http://schemas.openxmlformats.org/officeDocument/2006/relationships" uri="GoogleDocsCustomDataVersion2">
   <go:docsCustomData xmlns:go="http://customooxmlschemas.google.com/" roundtripDataSignature="AMtx7mjtTp76A7XcfsA3e8mJS6BPWqp4rA==">CgMxLjAyCGguZ2pkZ3hzMgloLjMwajB6bGwyCWguMWZvYjl0ZTIJaC4zem55c2g3MgloLjJldDkycDAyCGgudHlqY3d0MgloLjNkeTZ2a20yCWguMXQzaDVzZjIJaC40ZDM0b2c4MgloLjJzOGV5bzEyCWguMTdkcDh2dTIJaC4zcmRjcmpuMgloLjI2aW4xcmcyCGgubG54Yno5MgloLjM1bmt1bjIyCWguMWtzdjR1djIJaC40NHNpbmlvMgloLjJqeHN4cWgyCGguejMzN3lhMgloLjNqMnFxbTM4AHIhMW5lMFliWWRuQ3k4bG9vUWRRN2RCbXdrWjQzTkRTd0JD</go:docsCustomData>
 </go:gDocsCustomXmlDataStorage>
 </file>
 
-<file path=customXml/item2.xml><?xml version="1.0" encoding="utf-8"?>
-<b:Sources xmlns:b="http://schemas.openxmlformats.org/officeDocument/2006/bibliography" xmlns="http://schemas.openxmlformats.org/officeDocument/2006/bibliography" SelectedStyle="\APASixthEditionOfficeOnline.xsl" StyleName="APA" Version="6"/>
+<file path=customXml/itemProps1.xml><?xml version="1.0" encoding="utf-8"?>
+<ds:datastoreItem xmlns:ds="http://schemas.openxmlformats.org/officeDocument/2006/customXml" ds:itemID="{E66D56AF-1747-4E2C-9179-14FD0640A7CF}">
+  <ds:schemaRefs>
+    <ds:schemaRef ds:uri="http://schemas.openxmlformats.org/officeDocument/2006/bibliography"/>
+  </ds:schemaRefs>
+</ds:datastoreItem>
 </file>
 
-<file path=customXml/itemProps1.xml><?xml version="1.0" encoding="utf-8"?>
+<file path=customXml/itemProps2.xml><?xml version="1.0" encoding="utf-8"?>
 <ds:datastoreItem xmlns:ds="http://schemas.openxmlformats.org/officeDocument/2006/customXml" ds:itemID="{11111111-1234-1234-1234-123412341234}">
   <ds:schemaRefs>
     <ds:schemaRef ds:uri="http://customooxmlschemas.google.com/"/>
     <ds:schemaRef ds:uri="http://schemas.openxmlformats.org/officeDocument/2006/relationships"/>
   </ds:schemaRefs>
 </ds:datastoreItem>
-</file>
-
-<file path=customXml/itemProps2.xml><?xml version="1.0" encoding="utf-8"?>
-<ds:datastoreItem xmlns:ds="http://schemas.openxmlformats.org/officeDocument/2006/customXml" ds:itemID="{E66D56AF-1747-4E2C-9179-14FD0640A7CF}">
-  <ds:schemaRefs>
-    <ds:schemaRef ds:uri="http://schemas.openxmlformats.org/officeDocument/2006/bibliography"/>
-  </ds:schemaRefs>
-</ds:datastoreItem>
 </file>